--- a/lessons/2-9/downloads/reveal/2.9-session-2-practice-form-a.docx
+++ b/lessons/2-9/downloads/reveal/2.9-session-2-practice-form-a.docx
@@ -15,7 +15,7 @@
         <w:rPr>
           <w:rFonts w:ascii="Avenir Next" w:hAnsi="Avenir Next" w:cs="Avenir Next" w:eastAsia="Avenir Next"/>
           <w:color w:val="1A1A1A"/>
-          <w:sz w:val="20"/>
+          <w:sz w:val="22"/>
           <w:szCs w:val="20"/>
         </w:rPr>
         <w:t xml:space="preserve">Name</w:t>
@@ -33,7 +33,7 @@
         <w:rPr>
           <w:rFonts w:ascii="Avenir Next" w:hAnsi="Avenir Next" w:cs="Avenir Next" w:eastAsia="Avenir Next"/>
           <w:color w:val="1A1A1A"/>
-          <w:sz w:val="20"/>
+          <w:sz w:val="22"/>
           <w:szCs w:val="20"/>
         </w:rPr>
         <w:t xml:space="preserve">   Date</w:t>
@@ -51,7 +51,7 @@
         <w:rPr>
           <w:rFonts w:ascii="Avenir Next" w:hAnsi="Avenir Next" w:cs="Avenir Next" w:eastAsia="Avenir Next"/>
           <w:color w:val="1A1A1A"/>
-          <w:sz w:val="20"/>
+          <w:sz w:val="22"/>
           <w:szCs w:val="20"/>
         </w:rPr>
         <w:t xml:space="preserve">   Period</w:t>
@@ -78,7 +78,7 @@
           <w:caps/>
           <w:color w:val="003A70"/>
           <w:spacing w:val="12"/>
-          <w:sz w:val="19"/>
+          <w:sz w:val="22"/>
           <w:szCs w:val="19"/>
         </w:rPr>
         <w:t xml:space="preserve">Lesson 2-9  ·  Session 2  ·  Practice  ·  Form A</w:t>
@@ -86,6 +86,7 @@
     </w:p>
     <w:p>
       <w:pPr>
+        <w:pStyle w:val="Heading1"/>
         <w:keepNext/>
         <w:spacing w:before="0" w:after="10" w:line="240" w:lineRule="auto"/>
       </w:pPr>
@@ -111,7 +112,7 @@
         <w:rPr>
           <w:rFonts w:ascii="Avenir Next" w:hAnsi="Avenir Next" w:cs="Avenir Next" w:eastAsia="Avenir Next"/>
           <w:color w:val="5A5F66"/>
-          <w:sz w:val="17"/>
+          <w:sz w:val="22"/>
           <w:szCs w:val="17"/>
         </w:rPr>
         <w:t xml:space="preserve">Learning target — I can compare two data sets that share a mean by comparing their mean absolute deviations.</w:t>
@@ -128,7 +129,7 @@
     </w:p>
     <w:p>
       <w:pPr>
-        <w:spacing w:before="0" w:after="0" w:line="60" w:lineRule="auto"/>
+        <w:spacing w:before="0" w:after="0" w:line="50" w:lineRule="exact"/>
       </w:pPr>
     </w:p>
     <w:tbl>
@@ -167,6 +168,7 @@
           </w:tcPr>
           <w:p>
             <w:pPr>
+              <w:pStyle w:val="Heading2"/>
               <w:spacing w:before="0" w:after="40" w:line="264" w:lineRule="auto"/>
             </w:pPr>
             <w:r>
@@ -194,63 +196,63 @@
                 <w:rFonts w:ascii="Avenir Next" w:hAnsi="Avenir Next" w:cs="Avenir Next" w:eastAsia="Avenir Next"/>
                 <w:b/>
                 <w:color w:val="003A70"/>
+                <w:sz w:val="22"/>
+                <w:szCs w:val="18"/>
+              </w:rPr>
+              <w:t xml:space="preserve">•</w:t>
+            </w:r>
+            <w:r>
+              <w:rPr>
+                <w:rFonts w:ascii="Avenir Next" w:hAnsi="Avenir Next" w:cs="Avenir Next" w:eastAsia="Avenir Next"/>
+                <w:color w:val="1A1A1A"/>
                 <w:sz w:val="18"/>
                 <w:szCs w:val="18"/>
               </w:rPr>
-              <w:t xml:space="preserve">•</w:t>
-            </w:r>
-            <w:r>
-              <w:rPr>
-                <w:rFonts w:ascii="Avenir Next" w:hAnsi="Avenir Next" w:cs="Avenir Next" w:eastAsia="Avenir Next"/>
-                <w:color w:val="1A1A1A"/>
-                <w:sz w:val="18"/>
+              <w:tab/>
+            </w:r>
+            <w:r>
+              <w:rPr>
+                <w:rFonts w:ascii="Avenir Next" w:hAnsi="Avenir Next" w:cs="Avenir Next" w:eastAsia="Avenir Next"/>
+                <w:color w:val="1A1A1A"/>
+                <w:sz w:val="22"/>
                 <w:szCs w:val="18"/>
               </w:rPr>
-              <w:tab/>
-            </w:r>
-            <w:r>
-              <w:rPr>
-                <w:rFonts w:ascii="Avenir Next" w:hAnsi="Avenir Next" w:cs="Avenir Next" w:eastAsia="Avenir Next"/>
-                <w:color w:val="1A1A1A"/>
-                <w:sz w:val="18"/>
+              <w:t xml:space="preserve">Two sets can share a mean and still have different MADs. The </w:t>
+            </w:r>
+            <w:r>
+              <w:rPr>
+                <w:rFonts w:ascii="Avenir Next" w:hAnsi="Avenir Next" w:cs="Avenir Next" w:eastAsia="Avenir Next"/>
+                <w:b/>
+                <w:color w:val="1A1A1A"/>
+                <w:sz w:val="22"/>
                 <w:szCs w:val="18"/>
               </w:rPr>
-              <w:t xml:space="preserve">Two sets can share a mean and still have different MADs. The </w:t>
-            </w:r>
-            <w:r>
-              <w:rPr>
-                <w:rFonts w:ascii="Avenir Next" w:hAnsi="Avenir Next" w:cs="Avenir Next" w:eastAsia="Avenir Next"/>
-                <w:b/>
-                <w:color w:val="1A1A1A"/>
-                <w:sz w:val="18"/>
+              <w:t xml:space="preserve">mean</w:t>
+            </w:r>
+            <w:r>
+              <w:rPr>
+                <w:rFonts w:ascii="Avenir Next" w:hAnsi="Avenir Next" w:cs="Avenir Next" w:eastAsia="Avenir Next"/>
+                <w:color w:val="1A1A1A"/>
+                <w:sz w:val="22"/>
                 <w:szCs w:val="18"/>
               </w:rPr>
-              <w:t xml:space="preserve">mean</w:t>
-            </w:r>
-            <w:r>
-              <w:rPr>
-                <w:rFonts w:ascii="Avenir Next" w:hAnsi="Avenir Next" w:cs="Avenir Next" w:eastAsia="Avenir Next"/>
-                <w:color w:val="1A1A1A"/>
-                <w:sz w:val="18"/>
+              <w:t xml:space="preserve"> is the center; the </w:t>
+            </w:r>
+            <w:r>
+              <w:rPr>
+                <w:rFonts w:ascii="Avenir Next" w:hAnsi="Avenir Next" w:cs="Avenir Next" w:eastAsia="Avenir Next"/>
+                <w:b/>
+                <w:color w:val="1A1A1A"/>
+                <w:sz w:val="22"/>
                 <w:szCs w:val="18"/>
               </w:rPr>
-              <w:t xml:space="preserve"> is the center; the </w:t>
-            </w:r>
-            <w:r>
-              <w:rPr>
-                <w:rFonts w:ascii="Avenir Next" w:hAnsi="Avenir Next" w:cs="Avenir Next" w:eastAsia="Avenir Next"/>
-                <w:b/>
-                <w:color w:val="1A1A1A"/>
-                <w:sz w:val="18"/>
-                <w:szCs w:val="18"/>
-              </w:rPr>
               <w:t xml:space="preserve">MAD</w:t>
             </w:r>
             <w:r>
               <w:rPr>
                 <w:rFonts w:ascii="Avenir Next" w:hAnsi="Avenir Next" w:cs="Avenir Next" w:eastAsia="Avenir Next"/>
                 <w:color w:val="1A1A1A"/>
-                <w:sz w:val="18"/>
+                <w:sz w:val="22"/>
                 <w:szCs w:val="18"/>
               </w:rPr>
               <w:t xml:space="preserve"> is the spread.</w:t>
@@ -269,44 +271,44 @@
                 <w:rFonts w:ascii="Avenir Next" w:hAnsi="Avenir Next" w:cs="Avenir Next" w:eastAsia="Avenir Next"/>
                 <w:b/>
                 <w:color w:val="003A70"/>
+                <w:sz w:val="22"/>
+                <w:szCs w:val="18"/>
+              </w:rPr>
+              <w:t xml:space="preserve">•</w:t>
+            </w:r>
+            <w:r>
+              <w:rPr>
+                <w:rFonts w:ascii="Avenir Next" w:hAnsi="Avenir Next" w:cs="Avenir Next" w:eastAsia="Avenir Next"/>
+                <w:color w:val="1A1A1A"/>
                 <w:sz w:val="18"/>
                 <w:szCs w:val="18"/>
               </w:rPr>
-              <w:t xml:space="preserve">•</w:t>
-            </w:r>
-            <w:r>
-              <w:rPr>
-                <w:rFonts w:ascii="Avenir Next" w:hAnsi="Avenir Next" w:cs="Avenir Next" w:eastAsia="Avenir Next"/>
-                <w:color w:val="1A1A1A"/>
-                <w:sz w:val="18"/>
+              <w:tab/>
+            </w:r>
+            <w:r>
+              <w:rPr>
+                <w:rFonts w:ascii="Avenir Next" w:hAnsi="Avenir Next" w:cs="Avenir Next" w:eastAsia="Avenir Next"/>
+                <w:color w:val="1A1A1A"/>
+                <w:sz w:val="22"/>
                 <w:szCs w:val="18"/>
               </w:rPr>
-              <w:tab/>
-            </w:r>
-            <w:r>
-              <w:rPr>
-                <w:rFonts w:ascii="Avenir Next" w:hAnsi="Avenir Next" w:cs="Avenir Next" w:eastAsia="Avenir Next"/>
-                <w:color w:val="1A1A1A"/>
-                <w:sz w:val="18"/>
+              <w:t xml:space="preserve">The set with the </w:t>
+            </w:r>
+            <w:r>
+              <w:rPr>
+                <w:rFonts w:ascii="Avenir Next" w:hAnsi="Avenir Next" w:cs="Avenir Next" w:eastAsia="Avenir Next"/>
+                <w:b/>
+                <w:color w:val="1A1A1A"/>
+                <w:sz w:val="22"/>
                 <w:szCs w:val="18"/>
               </w:rPr>
-              <w:t xml:space="preserve">The set with the </w:t>
-            </w:r>
-            <w:r>
-              <w:rPr>
-                <w:rFonts w:ascii="Avenir Next" w:hAnsi="Avenir Next" w:cs="Avenir Next" w:eastAsia="Avenir Next"/>
-                <w:b/>
-                <w:color w:val="1A1A1A"/>
-                <w:sz w:val="18"/>
-                <w:szCs w:val="18"/>
-              </w:rPr>
               <w:t xml:space="preserve">smaller MAD</w:t>
             </w:r>
             <w:r>
               <w:rPr>
                 <w:rFonts w:ascii="Avenir Next" w:hAnsi="Avenir Next" w:cs="Avenir Next" w:eastAsia="Avenir Next"/>
                 <w:color w:val="1A1A1A"/>
-                <w:sz w:val="18"/>
+                <w:sz w:val="22"/>
                 <w:szCs w:val="18"/>
               </w:rPr>
               <w:t xml:space="preserve"> is steadier (more consistent). If the MADs are given, just compare them.</w:t>
@@ -321,6 +323,7 @@
           </w:tcPr>
           <w:p>
             <w:pPr>
+              <w:pStyle w:val="Heading2"/>
               <w:spacing w:before="0" w:after="40" w:line="264" w:lineRule="auto"/>
             </w:pPr>
             <w:r>
@@ -343,7 +346,7 @@
               <w:rPr>
                 <w:rFonts w:ascii="Avenir Next" w:hAnsi="Avenir Next" w:cs="Avenir Next" w:eastAsia="Avenir Next"/>
                 <w:color w:val="1A1A1A"/>
-                <w:sz w:val="17"/>
+                <w:sz w:val="22"/>
                 <w:szCs w:val="17"/>
               </w:rPr>
               <w:t xml:space="preserve">Baker A made 8, 9, 11, 12 cookies per tray. Baker B made 4, 8, 12, 16. Both means are 10. Who is steadier?</w:t>
@@ -362,25 +365,25 @@
                 <w:rFonts w:ascii="Avenir Next" w:hAnsi="Avenir Next" w:cs="Avenir Next" w:eastAsia="Avenir Next"/>
                 <w:b/>
                 <w:color w:val="003A70"/>
+                <w:sz w:val="22"/>
+                <w:szCs w:val="17"/>
+              </w:rPr>
+              <w:t xml:space="preserve">Step 1</w:t>
+            </w:r>
+            <w:r>
+              <w:rPr>
+                <w:rFonts w:ascii="Avenir Next" w:hAnsi="Avenir Next" w:cs="Avenir Next" w:eastAsia="Avenir Next"/>
+                <w:color w:val="1A1A1A"/>
                 <w:sz w:val="17"/>
                 <w:szCs w:val="17"/>
               </w:rPr>
-              <w:t xml:space="preserve">Step 1</w:t>
-            </w:r>
-            <w:r>
-              <w:rPr>
-                <w:rFonts w:ascii="Avenir Next" w:hAnsi="Avenir Next" w:cs="Avenir Next" w:eastAsia="Avenir Next"/>
-                <w:color w:val="1A1A1A"/>
-                <w:sz w:val="17"/>
-                <w:szCs w:val="17"/>
-              </w:rPr>
               <w:tab/>
             </w:r>
             <w:r>
               <w:rPr>
                 <w:rFonts w:ascii="Avenir Next" w:hAnsi="Avenir Next" w:cs="Avenir Next" w:eastAsia="Avenir Next"/>
                 <w:color w:val="1A1A1A"/>
-                <w:sz w:val="17"/>
+                <w:sz w:val="22"/>
                 <w:szCs w:val="17"/>
               </w:rPr>
               <w:t xml:space="preserve">A’s distances: 2, 1, 1, 2. MAD = 6 ÷ 4 = 1.5.</w:t>
@@ -399,25 +402,25 @@
                 <w:rFonts w:ascii="Avenir Next" w:hAnsi="Avenir Next" w:cs="Avenir Next" w:eastAsia="Avenir Next"/>
                 <w:b/>
                 <w:color w:val="003A70"/>
+                <w:sz w:val="22"/>
+                <w:szCs w:val="17"/>
+              </w:rPr>
+              <w:t xml:space="preserve">Step 2</w:t>
+            </w:r>
+            <w:r>
+              <w:rPr>
+                <w:rFonts w:ascii="Avenir Next" w:hAnsi="Avenir Next" w:cs="Avenir Next" w:eastAsia="Avenir Next"/>
+                <w:color w:val="1A1A1A"/>
                 <w:sz w:val="17"/>
                 <w:szCs w:val="17"/>
               </w:rPr>
-              <w:t xml:space="preserve">Step 2</w:t>
-            </w:r>
-            <w:r>
-              <w:rPr>
-                <w:rFonts w:ascii="Avenir Next" w:hAnsi="Avenir Next" w:cs="Avenir Next" w:eastAsia="Avenir Next"/>
-                <w:color w:val="1A1A1A"/>
-                <w:sz w:val="17"/>
-                <w:szCs w:val="17"/>
-              </w:rPr>
               <w:tab/>
             </w:r>
             <w:r>
               <w:rPr>
                 <w:rFonts w:ascii="Avenir Next" w:hAnsi="Avenir Next" w:cs="Avenir Next" w:eastAsia="Avenir Next"/>
                 <w:color w:val="1A1A1A"/>
-                <w:sz w:val="17"/>
+                <w:sz w:val="22"/>
                 <w:szCs w:val="17"/>
               </w:rPr>
               <w:t xml:space="preserve">B’s distances: 6, 2, 2, 6. MAD = 16 ÷ 4 = 4.</w:t>
@@ -436,25 +439,25 @@
                 <w:rFonts w:ascii="Avenir Next" w:hAnsi="Avenir Next" w:cs="Avenir Next" w:eastAsia="Avenir Next"/>
                 <w:b/>
                 <w:color w:val="003A70"/>
+                <w:sz w:val="22"/>
+                <w:szCs w:val="17"/>
+              </w:rPr>
+              <w:t xml:space="preserve">Step 3</w:t>
+            </w:r>
+            <w:r>
+              <w:rPr>
+                <w:rFonts w:ascii="Avenir Next" w:hAnsi="Avenir Next" w:cs="Avenir Next" w:eastAsia="Avenir Next"/>
+                <w:color w:val="1A1A1A"/>
                 <w:sz w:val="17"/>
                 <w:szCs w:val="17"/>
               </w:rPr>
-              <w:t xml:space="preserve">Step 3</w:t>
-            </w:r>
-            <w:r>
-              <w:rPr>
-                <w:rFonts w:ascii="Avenir Next" w:hAnsi="Avenir Next" w:cs="Avenir Next" w:eastAsia="Avenir Next"/>
-                <w:color w:val="1A1A1A"/>
-                <w:sz w:val="17"/>
-                <w:szCs w:val="17"/>
-              </w:rPr>
               <w:tab/>
             </w:r>
             <w:r>
               <w:rPr>
                 <w:rFonts w:ascii="Avenir Next" w:hAnsi="Avenir Next" w:cs="Avenir Next" w:eastAsia="Avenir Next"/>
                 <w:color w:val="1A1A1A"/>
-                <w:sz w:val="17"/>
+                <w:sz w:val="22"/>
                 <w:szCs w:val="17"/>
               </w:rPr>
               <w:t xml:space="preserve">1.5 &lt; 4, so Baker A is steadier.</w:t>
@@ -473,18 +476,18 @@
                 <w:rFonts w:ascii="Avenir Next" w:hAnsi="Avenir Next" w:cs="Avenir Next" w:eastAsia="Avenir Next"/>
                 <w:b/>
                 <w:color w:val="1A1A1A"/>
+                <w:sz w:val="22"/>
+                <w:szCs w:val="17"/>
+              </w:rPr>
+              <w:t xml:space="preserve">Answer</w:t>
+            </w:r>
+            <w:r>
+              <w:rPr>
+                <w:rFonts w:ascii="Avenir Next" w:hAnsi="Avenir Next" w:cs="Avenir Next" w:eastAsia="Avenir Next"/>
+                <w:color w:val="1A1A1A"/>
                 <w:sz w:val="17"/>
                 <w:szCs w:val="17"/>
               </w:rPr>
-              <w:t xml:space="preserve">Answer</w:t>
-            </w:r>
-            <w:r>
-              <w:rPr>
-                <w:rFonts w:ascii="Avenir Next" w:hAnsi="Avenir Next" w:cs="Avenir Next" w:eastAsia="Avenir Next"/>
-                <w:color w:val="1A1A1A"/>
-                <w:sz w:val="17"/>
-                <w:szCs w:val="17"/>
-              </w:rPr>
               <w:tab/>
             </w:r>
             <w:r>
@@ -492,7 +495,7 @@
                 <w:rFonts w:ascii="Avenir Next" w:hAnsi="Avenir Next" w:cs="Avenir Next" w:eastAsia="Avenir Next"/>
                 <w:b/>
                 <w:color w:val="1A1A1A"/>
-                <w:sz w:val="17"/>
+                <w:sz w:val="22"/>
                 <w:szCs w:val="17"/>
               </w:rPr>
               <w:t xml:space="preserve">Baker A</w:t>
@@ -521,7 +524,7 @@
           <w:rFonts w:ascii="Avenir Next" w:hAnsi="Avenir Next" w:cs="Avenir Next" w:eastAsia="Avenir Next"/>
           <w:b/>
           <w:color w:val="1A1A1A"/>
-          <w:sz w:val="17"/>
+          <w:sz w:val="22"/>
           <w:szCs w:val="17"/>
         </w:rPr>
         <w:t xml:space="preserve">variation</w:t>
@@ -531,7 +534,7 @@
           <w:rFonts w:ascii="Avenir Next" w:hAnsi="Avenir Next" w:cs="Avenir Next" w:eastAsia="Avenir Next"/>
           <w:i/>
           <w:color w:val="5A5F66"/>
-          <w:sz w:val="17"/>
+          <w:sz w:val="22"/>
           <w:szCs w:val="17"/>
         </w:rPr>
         <w:t xml:space="preserve"> (variación)</w:t>
@@ -540,7 +543,7 @@
         <w:rPr>
           <w:rFonts w:ascii="Avenir Next" w:hAnsi="Avenir Next" w:cs="Avenir Next" w:eastAsia="Avenir Next"/>
           <w:color w:val="5A5F66"/>
-          <w:sz w:val="17"/>
+          <w:sz w:val="22"/>
           <w:szCs w:val="17"/>
         </w:rPr>
         <w:t xml:space="preserve">   ·   </w:t>
@@ -550,7 +553,7 @@
           <w:rFonts w:ascii="Avenir Next" w:hAnsi="Avenir Next" w:cs="Avenir Next" w:eastAsia="Avenir Next"/>
           <w:b/>
           <w:color w:val="1A1A1A"/>
-          <w:sz w:val="17"/>
+          <w:sz w:val="22"/>
           <w:szCs w:val="17"/>
         </w:rPr>
         <w:t xml:space="preserve">consistent</w:t>
@@ -560,7 +563,7 @@
           <w:rFonts w:ascii="Avenir Next" w:hAnsi="Avenir Next" w:cs="Avenir Next" w:eastAsia="Avenir Next"/>
           <w:i/>
           <w:color w:val="5A5F66"/>
-          <w:sz w:val="17"/>
+          <w:sz w:val="22"/>
           <w:szCs w:val="17"/>
         </w:rPr>
         <w:t xml:space="preserve"> (consistente)</w:t>
@@ -569,7 +572,7 @@
         <w:rPr>
           <w:rFonts w:ascii="Avenir Next" w:hAnsi="Avenir Next" w:cs="Avenir Next" w:eastAsia="Avenir Next"/>
           <w:color w:val="5A5F66"/>
-          <w:sz w:val="17"/>
+          <w:sz w:val="22"/>
           <w:szCs w:val="17"/>
         </w:rPr>
         <w:t xml:space="preserve">   ·   </w:t>
@@ -579,7 +582,7 @@
           <w:rFonts w:ascii="Avenir Next" w:hAnsi="Avenir Next" w:cs="Avenir Next" w:eastAsia="Avenir Next"/>
           <w:b/>
           <w:color w:val="1A1A1A"/>
-          <w:sz w:val="17"/>
+          <w:sz w:val="22"/>
           <w:szCs w:val="17"/>
         </w:rPr>
         <w:t xml:space="preserve">mean absolute deviation</w:t>
@@ -589,7 +592,7 @@
           <w:rFonts w:ascii="Avenir Next" w:hAnsi="Avenir Next" w:cs="Avenir Next" w:eastAsia="Avenir Next"/>
           <w:i/>
           <w:color w:val="5A5F66"/>
-          <w:sz w:val="17"/>
+          <w:sz w:val="22"/>
           <w:szCs w:val="17"/>
         </w:rPr>
         <w:t xml:space="preserve"> (desviación media absoluta)</w:t>
@@ -597,6 +600,7 @@
     </w:p>
     <w:p>
       <w:pPr>
+        <w:pStyle w:val="Heading2"/>
         <w:keepNext/>
         <w:pBdr>
           <w:bottom w:val="single" w:sz="8" w:space="3" w:color="003A70"/>
@@ -612,7 +616,7 @@
           <w:b/>
           <w:color w:val="003A70"/>
           <w:spacing w:val="14"/>
-          <w:sz w:val="19"/>
+          <w:sz w:val="22"/>
           <w:szCs w:val="19"/>
         </w:rPr>
         <w:t xml:space="preserve">PRACTICE</w:t>
@@ -631,7 +635,7 @@
           <w:rFonts w:ascii="Avenir Next" w:hAnsi="Avenir Next" w:cs="Avenir Next" w:eastAsia="Avenir Next"/>
           <w:i/>
           <w:color w:val="5A5F66"/>
-          <w:sz w:val="17"/>
+          <w:sz w:val="22"/>
           <w:szCs w:val="17"/>
         </w:rPr>
         <w:t xml:space="preserve">show your work · label units</w:t>
@@ -639,7 +643,7 @@
     </w:p>
     <w:p>
       <w:pPr>
-        <w:spacing w:before="0" w:after="0" w:line="20" w:lineRule="exact"/>
+        <w:spacing w:before="0" w:after="0" w:line="50" w:lineRule="exact"/>
       </w:pPr>
     </w:p>
     <w:tbl>
@@ -689,18 +693,18 @@
                 <w:rFonts w:ascii="Avenir Next" w:hAnsi="Avenir Next" w:cs="Avenir Next" w:eastAsia="Avenir Next"/>
                 <w:b/>
                 <w:color w:val="1A1A1A"/>
+                <w:sz w:val="22"/>
+                <w:szCs w:val="20"/>
+              </w:rPr>
+              <w:t xml:space="preserve">1.</w:t>
+            </w:r>
+            <w:r>
+              <w:rPr>
+                <w:rFonts w:ascii="Avenir Next" w:hAnsi="Avenir Next" w:cs="Avenir Next" w:eastAsia="Avenir Next"/>
+                <w:color w:val="1A1A1A"/>
                 <w:sz w:val="20"/>
                 <w:szCs w:val="20"/>
               </w:rPr>
-              <w:t xml:space="preserve">1.</w:t>
-            </w:r>
-            <w:r>
-              <w:rPr>
-                <w:rFonts w:ascii="Avenir Next" w:hAnsi="Avenir Next" w:cs="Avenir Next" w:eastAsia="Avenir Next"/>
-                <w:color w:val="1A1A1A"/>
-                <w:sz w:val="20"/>
-                <w:szCs w:val="20"/>
-              </w:rPr>
               <w:tab/>
             </w:r>
             <w:r>
@@ -708,7 +712,7 @@
                 <w:rFonts w:ascii="Avenir Next" w:hAnsi="Avenir Next" w:cs="Avenir Next" w:eastAsia="Avenir Next"/>
                 <w:b/>
                 <w:color w:val="1A1A1A"/>
-                <w:sz w:val="20"/>
+                <w:sz w:val="22"/>
                 <w:szCs w:val="20"/>
               </w:rPr>
               <w:t xml:space="preserve">Snack Sales.  </w:t>
@@ -717,7 +721,7 @@
               <w:rPr>
                 <w:rFonts w:ascii="Avenir Next" w:hAnsi="Avenir Next" w:cs="Avenir Next" w:eastAsia="Avenir Next"/>
                 <w:color w:val="1A1A1A"/>
-                <w:sz w:val="20"/>
+                <w:sz w:val="22"/>
                 <w:szCs w:val="20"/>
               </w:rPr>
               <w:t xml:space="preserve">Both shops have a mean of 72. </w:t>
@@ -727,7 +731,7 @@
                 <w:rFonts w:ascii="Avenir Next" w:hAnsi="Avenir Next" w:cs="Avenir Next" w:eastAsia="Avenir Next"/>
                 <w:b/>
                 <w:color w:val="1A1A1A"/>
-                <w:sz w:val="20"/>
+                <w:sz w:val="22"/>
                 <w:szCs w:val="20"/>
               </w:rPr>
               <w:t xml:space="preserve">Shop 1:</w:t>
@@ -736,7 +740,7 @@
               <w:rPr>
                 <w:rFonts w:ascii="Avenir Next" w:hAnsi="Avenir Next" w:cs="Avenir Next" w:eastAsia="Avenir Next"/>
                 <w:color w:val="1A1A1A"/>
-                <w:sz w:val="20"/>
+                <w:sz w:val="22"/>
                 <w:szCs w:val="20"/>
               </w:rPr>
               <w:t xml:space="preserve"> 66, 70, 74, 78.  </w:t>
@@ -746,7 +750,7 @@
                 <w:rFonts w:ascii="Avenir Next" w:hAnsi="Avenir Next" w:cs="Avenir Next" w:eastAsia="Avenir Next"/>
                 <w:b/>
                 <w:color w:val="1A1A1A"/>
-                <w:sz w:val="20"/>
+                <w:sz w:val="22"/>
                 <w:szCs w:val="20"/>
               </w:rPr>
               <w:t xml:space="preserve">Shop 2:</w:t>
@@ -755,7 +759,7 @@
               <w:rPr>
                 <w:rFonts w:ascii="Avenir Next" w:hAnsi="Avenir Next" w:cs="Avenir Next" w:eastAsia="Avenir Next"/>
                 <w:color w:val="1A1A1A"/>
-                <w:sz w:val="20"/>
+                <w:sz w:val="22"/>
                 <w:szCs w:val="20"/>
               </w:rPr>
               <w:t xml:space="preserve"> 57, 69, 75, 87.</w:t>
@@ -811,7 +815,7 @@
                       <w:rFonts w:ascii="Avenir Next" w:hAnsi="Avenir Next" w:cs="Avenir Next" w:eastAsia="Avenir Next"/>
                       <w:b/>
                       <w:color w:val="003A70"/>
-                      <w:sz w:val="20"/>
+                      <w:sz w:val="22"/>
                       <w:szCs w:val="20"/>
                     </w:rPr>
                     <w:t xml:space="preserve">a.</w:t>
@@ -829,7 +833,7 @@
                     <w:rPr>
                       <w:rFonts w:ascii="Avenir Next" w:hAnsi="Avenir Next" w:cs="Avenir Next" w:eastAsia="Avenir Next"/>
                       <w:color w:val="1A1A1A"/>
-                      <w:sz w:val="20"/>
+                      <w:sz w:val="22"/>
                       <w:szCs w:val="20"/>
                     </w:rPr>
                     <w:t xml:space="preserve">Shop 1 MAD:</w:t>
@@ -873,7 +877,7 @@
                       <w:rFonts w:ascii="Avenir Next" w:hAnsi="Avenir Next" w:cs="Avenir Next" w:eastAsia="Avenir Next"/>
                       <w:b/>
                       <w:color w:val="003A70"/>
-                      <w:sz w:val="20"/>
+                      <w:sz w:val="22"/>
                       <w:szCs w:val="20"/>
                     </w:rPr>
                     <w:t xml:space="preserve">b.</w:t>
@@ -891,7 +895,7 @@
                     <w:rPr>
                       <w:rFonts w:ascii="Avenir Next" w:hAnsi="Avenir Next" w:cs="Avenir Next" w:eastAsia="Avenir Next"/>
                       <w:color w:val="1A1A1A"/>
-                      <w:sz w:val="20"/>
+                      <w:sz w:val="22"/>
                       <w:szCs w:val="20"/>
                     </w:rPr>
                     <w:t xml:space="preserve">Shop 2 MAD:</w:t>
@@ -935,7 +939,7 @@
                       <w:rFonts w:ascii="Avenir Next" w:hAnsi="Avenir Next" w:cs="Avenir Next" w:eastAsia="Avenir Next"/>
                       <w:b/>
                       <w:color w:val="003A70"/>
-                      <w:sz w:val="20"/>
+                      <w:sz w:val="22"/>
                       <w:szCs w:val="20"/>
                     </w:rPr>
                     <w:t xml:space="preserve">c.</w:t>
@@ -953,7 +957,7 @@
                     <w:rPr>
                       <w:rFonts w:ascii="Avenir Next" w:hAnsi="Avenir Next" w:cs="Avenir Next" w:eastAsia="Avenir Next"/>
                       <w:color w:val="1A1A1A"/>
-                      <w:sz w:val="20"/>
+                      <w:sz w:val="22"/>
                       <w:szCs w:val="20"/>
                     </w:rPr>
                     <w:t xml:space="preserve">Steadier:</w:t>
@@ -983,7 +987,7 @@
           </w:tbl>
           <w:p>
             <w:pPr>
-              <w:spacing w:before="0" w:after="0" w:line="24" w:lineRule="auto"/>
+              <w:spacing w:before="0" w:after="0" w:line="50" w:lineRule="exact"/>
             </w:pPr>
           </w:p>
         </w:tc>
@@ -991,12 +995,12 @@
     </w:tbl>
     <w:p>
       <w:pPr>
-        <w:spacing w:before="0" w:after="0" w:line="20" w:lineRule="exact"/>
+        <w:spacing w:before="0" w:after="0" w:line="50" w:lineRule="exact"/>
       </w:pPr>
     </w:p>
     <w:p>
       <w:pPr>
-        <w:spacing w:before="0" w:after="0" w:line="20" w:lineRule="exact"/>
+        <w:spacing w:before="0" w:after="0" w:line="50" w:lineRule="exact"/>
       </w:pPr>
     </w:p>
     <w:tbl>
@@ -1046,18 +1050,18 @@
                 <w:rFonts w:ascii="Avenir Next" w:hAnsi="Avenir Next" w:cs="Avenir Next" w:eastAsia="Avenir Next"/>
                 <w:b/>
                 <w:color w:val="1A1A1A"/>
+                <w:sz w:val="22"/>
+                <w:szCs w:val="20"/>
+              </w:rPr>
+              <w:t xml:space="preserve">2.</w:t>
+            </w:r>
+            <w:r>
+              <w:rPr>
+                <w:rFonts w:ascii="Avenir Next" w:hAnsi="Avenir Next" w:cs="Avenir Next" w:eastAsia="Avenir Next"/>
+                <w:color w:val="1A1A1A"/>
                 <w:sz w:val="20"/>
                 <w:szCs w:val="20"/>
               </w:rPr>
-              <w:t xml:space="preserve">2.</w:t>
-            </w:r>
-            <w:r>
-              <w:rPr>
-                <w:rFonts w:ascii="Avenir Next" w:hAnsi="Avenir Next" w:cs="Avenir Next" w:eastAsia="Avenir Next"/>
-                <w:color w:val="1A1A1A"/>
-                <w:sz w:val="20"/>
-                <w:szCs w:val="20"/>
-              </w:rPr>
               <w:tab/>
             </w:r>
             <w:r>
@@ -1065,7 +1069,7 @@
                 <w:rFonts w:ascii="Avenir Next" w:hAnsi="Avenir Next" w:cs="Avenir Next" w:eastAsia="Avenir Next"/>
                 <w:b/>
                 <w:color w:val="1A1A1A"/>
-                <w:sz w:val="20"/>
+                <w:sz w:val="22"/>
                 <w:szCs w:val="20"/>
               </w:rPr>
               <w:t xml:space="preserve">Two Trails.  </w:t>
@@ -1074,7 +1078,7 @@
               <w:rPr>
                 <w:rFonts w:ascii="Avenir Next" w:hAnsi="Avenir Next" w:cs="Avenir Next" w:eastAsia="Avenir Next"/>
                 <w:color w:val="1A1A1A"/>
-                <w:sz w:val="20"/>
+                <w:sz w:val="22"/>
                 <w:szCs w:val="20"/>
               </w:rPr>
               <w:t xml:space="preserve">Both means are 35 min. </w:t>
@@ -1084,7 +1088,7 @@
                 <w:rFonts w:ascii="Avenir Next" w:hAnsi="Avenir Next" w:cs="Avenir Next" w:eastAsia="Avenir Next"/>
                 <w:b/>
                 <w:color w:val="1A1A1A"/>
-                <w:sz w:val="20"/>
+                <w:sz w:val="22"/>
                 <w:szCs w:val="20"/>
               </w:rPr>
               <w:t xml:space="preserve">Trail A:</w:t>
@@ -1093,7 +1097,7 @@
               <w:rPr>
                 <w:rFonts w:ascii="Avenir Next" w:hAnsi="Avenir Next" w:cs="Avenir Next" w:eastAsia="Avenir Next"/>
                 <w:color w:val="1A1A1A"/>
-                <w:sz w:val="20"/>
+                <w:sz w:val="22"/>
                 <w:szCs w:val="20"/>
               </w:rPr>
               <w:t xml:space="preserve"> 28, 32, 38, 42.  </w:t>
@@ -1103,7 +1107,7 @@
                 <w:rFonts w:ascii="Avenir Next" w:hAnsi="Avenir Next" w:cs="Avenir Next" w:eastAsia="Avenir Next"/>
                 <w:b/>
                 <w:color w:val="1A1A1A"/>
-                <w:sz w:val="20"/>
+                <w:sz w:val="22"/>
                 <w:szCs w:val="20"/>
               </w:rPr>
               <w:t xml:space="preserve">Trail B:</w:t>
@@ -1112,7 +1116,7 @@
               <w:rPr>
                 <w:rFonts w:ascii="Avenir Next" w:hAnsi="Avenir Next" w:cs="Avenir Next" w:eastAsia="Avenir Next"/>
                 <w:color w:val="1A1A1A"/>
-                <w:sz w:val="20"/>
+                <w:sz w:val="22"/>
                 <w:szCs w:val="20"/>
               </w:rPr>
               <w:t xml:space="preserve"> 29, 33, 37, 41.</w:t>
@@ -1129,7 +1133,7 @@
                 <w:rFonts w:ascii="Avenir Next" w:hAnsi="Avenir Next" w:cs="Avenir Next" w:eastAsia="Avenir Next"/>
                 <w:b/>
                 <w:color w:val="003A70"/>
-                <w:sz w:val="17"/>
+                <w:sz w:val="22"/>
                 <w:szCs w:val="17"/>
               </w:rPr>
               <w:t xml:space="preserve">Hint  </w:t>
@@ -1139,7 +1143,7 @@
                 <w:rFonts w:ascii="Avenir Next" w:hAnsi="Avenir Next" w:cs="Avenir Next" w:eastAsia="Avenir Next"/>
                 <w:i/>
                 <w:color w:val="5A5F66"/>
-                <w:sz w:val="17"/>
+                <w:sz w:val="22"/>
                 <w:szCs w:val="17"/>
               </w:rPr>
               <w:t xml:space="preserve">Work one trail at a time: distances first, then average.</w:t>
@@ -1159,25 +1163,25 @@
                 <w:rFonts w:ascii="Avenir Next" w:hAnsi="Avenir Next" w:cs="Avenir Next" w:eastAsia="Avenir Next"/>
                 <w:b/>
                 <w:color w:val="003A70"/>
+                <w:sz w:val="22"/>
+                <w:szCs w:val="20"/>
+              </w:rPr>
+              <w:t xml:space="preserve">a.</w:t>
+            </w:r>
+            <w:r>
+              <w:rPr>
+                <w:rFonts w:ascii="Avenir Next" w:hAnsi="Avenir Next" w:cs="Avenir Next" w:eastAsia="Avenir Next"/>
+                <w:color w:val="1A1A1A"/>
                 <w:sz w:val="20"/>
                 <w:szCs w:val="20"/>
               </w:rPr>
-              <w:t xml:space="preserve">a.</w:t>
-            </w:r>
-            <w:r>
-              <w:rPr>
-                <w:rFonts w:ascii="Avenir Next" w:hAnsi="Avenir Next" w:cs="Avenir Next" w:eastAsia="Avenir Next"/>
-                <w:color w:val="1A1A1A"/>
-                <w:sz w:val="20"/>
-                <w:szCs w:val="20"/>
-              </w:rPr>
               <w:tab/>
             </w:r>
             <w:r>
               <w:rPr>
                 <w:rFonts w:ascii="Avenir Next" w:hAnsi="Avenir Next" w:cs="Avenir Next" w:eastAsia="Avenir Next"/>
                 <w:color w:val="1A1A1A"/>
-                <w:sz w:val="20"/>
+                <w:sz w:val="22"/>
                 <w:szCs w:val="20"/>
               </w:rPr>
               <w:t xml:space="preserve">Trail A MAD:</w:t>
@@ -1216,25 +1220,25 @@
                 <w:rFonts w:ascii="Avenir Next" w:hAnsi="Avenir Next" w:cs="Avenir Next" w:eastAsia="Avenir Next"/>
                 <w:b/>
                 <w:color w:val="003A70"/>
+                <w:sz w:val="22"/>
+                <w:szCs w:val="20"/>
+              </w:rPr>
+              <w:t xml:space="preserve">b.</w:t>
+            </w:r>
+            <w:r>
+              <w:rPr>
+                <w:rFonts w:ascii="Avenir Next" w:hAnsi="Avenir Next" w:cs="Avenir Next" w:eastAsia="Avenir Next"/>
+                <w:color w:val="1A1A1A"/>
                 <w:sz w:val="20"/>
                 <w:szCs w:val="20"/>
               </w:rPr>
-              <w:t xml:space="preserve">b.</w:t>
-            </w:r>
-            <w:r>
-              <w:rPr>
-                <w:rFonts w:ascii="Avenir Next" w:hAnsi="Avenir Next" w:cs="Avenir Next" w:eastAsia="Avenir Next"/>
-                <w:color w:val="1A1A1A"/>
-                <w:sz w:val="20"/>
-                <w:szCs w:val="20"/>
-              </w:rPr>
               <w:tab/>
             </w:r>
             <w:r>
               <w:rPr>
                 <w:rFonts w:ascii="Avenir Next" w:hAnsi="Avenir Next" w:cs="Avenir Next" w:eastAsia="Avenir Next"/>
                 <w:color w:val="1A1A1A"/>
-                <w:sz w:val="20"/>
+                <w:sz w:val="22"/>
                 <w:szCs w:val="20"/>
               </w:rPr>
               <w:t xml:space="preserve">Trail B MAD:</w:t>
@@ -1273,10 +1277,28 @@
                 <w:rFonts w:ascii="Avenir Next" w:hAnsi="Avenir Next" w:cs="Avenir Next" w:eastAsia="Avenir Next"/>
                 <w:b/>
                 <w:color w:val="003A70"/>
+                <w:sz w:val="22"/>
+                <w:szCs w:val="20"/>
+              </w:rPr>
+              <w:t xml:space="preserve">c.</w:t>
+            </w:r>
+            <w:r>
+              <w:rPr>
+                <w:rFonts w:ascii="Avenir Next" w:hAnsi="Avenir Next" w:cs="Avenir Next" w:eastAsia="Avenir Next"/>
+                <w:color w:val="1A1A1A"/>
                 <w:sz w:val="20"/>
                 <w:szCs w:val="20"/>
               </w:rPr>
-              <w:t xml:space="preserve">c.</w:t>
+              <w:tab/>
+            </w:r>
+            <w:r>
+              <w:rPr>
+                <w:rFonts w:ascii="Avenir Next" w:hAnsi="Avenir Next" w:cs="Avenir Next" w:eastAsia="Avenir Next"/>
+                <w:color w:val="1A1A1A"/>
+                <w:sz w:val="22"/>
+                <w:szCs w:val="20"/>
+              </w:rPr>
+              <w:t xml:space="preserve">More predictable:</w:t>
             </w:r>
             <w:r>
               <w:rPr>
@@ -1285,7 +1307,7 @@
                 <w:sz w:val="20"/>
                 <w:szCs w:val="20"/>
               </w:rPr>
-              <w:tab/>
+              <w:t xml:space="preserve">  </w:t>
             </w:r>
             <w:r>
               <w:rPr>
@@ -1293,24 +1315,6 @@
                 <w:color w:val="1A1A1A"/>
                 <w:sz w:val="20"/>
                 <w:szCs w:val="20"/>
-              </w:rPr>
-              <w:t xml:space="preserve">More predictable:</w:t>
-            </w:r>
-            <w:r>
-              <w:rPr>
-                <w:rFonts w:ascii="Avenir Next" w:hAnsi="Avenir Next" w:cs="Avenir Next" w:eastAsia="Avenir Next"/>
-                <w:color w:val="1A1A1A"/>
-                <w:sz w:val="20"/>
-                <w:szCs w:val="20"/>
-              </w:rPr>
-              <w:t xml:space="preserve">  </w:t>
-            </w:r>
-            <w:r>
-              <w:rPr>
-                <w:rFonts w:ascii="Avenir Next" w:hAnsi="Avenir Next" w:cs="Avenir Next" w:eastAsia="Avenir Next"/>
-                <w:color w:val="1A1A1A"/>
-                <w:sz w:val="20"/>
-                <w:szCs w:val="20"/>
                 <w:u w:val="single"/>
               </w:rPr>
               <w:t xml:space="preserve">                      </w:t>
@@ -1318,7 +1322,7 @@
           </w:p>
           <w:p>
             <w:pPr>
-              <w:spacing w:before="0" w:after="0" w:line="60" w:lineRule="auto"/>
+              <w:spacing w:before="0" w:after="0" w:line="50" w:lineRule="exact"/>
             </w:pPr>
           </w:p>
           <w:tbl>
@@ -1376,7 +1380,7 @@
           </w:tbl>
           <w:p>
             <w:pPr>
-              <w:spacing w:before="0" w:after="0" w:line="24" w:lineRule="auto"/>
+              <w:spacing w:before="0" w:after="0" w:line="50" w:lineRule="exact"/>
             </w:pPr>
           </w:p>
         </w:tc>
@@ -1384,12 +1388,12 @@
     </w:tbl>
     <w:p>
       <w:pPr>
-        <w:spacing w:before="0" w:after="0" w:line="20" w:lineRule="exact"/>
+        <w:spacing w:before="0" w:after="0" w:line="50" w:lineRule="exact"/>
       </w:pPr>
     </w:p>
     <w:p>
       <w:pPr>
-        <w:spacing w:before="0" w:after="0" w:line="20" w:lineRule="exact"/>
+        <w:spacing w:before="0" w:after="0" w:line="50" w:lineRule="exact"/>
       </w:pPr>
     </w:p>
     <w:tbl>
@@ -1440,18 +1444,18 @@
                 <w:rFonts w:ascii="Avenir Next" w:hAnsi="Avenir Next" w:cs="Avenir Next" w:eastAsia="Avenir Next"/>
                 <w:b/>
                 <w:color w:val="1A1A1A"/>
+                <w:sz w:val="22"/>
+                <w:szCs w:val="20"/>
+              </w:rPr>
+              <w:t xml:space="preserve">3.</w:t>
+            </w:r>
+            <w:r>
+              <w:rPr>
+                <w:rFonts w:ascii="Avenir Next" w:hAnsi="Avenir Next" w:cs="Avenir Next" w:eastAsia="Avenir Next"/>
+                <w:color w:val="1A1A1A"/>
                 <w:sz w:val="20"/>
                 <w:szCs w:val="20"/>
               </w:rPr>
-              <w:t xml:space="preserve">3.</w:t>
-            </w:r>
-            <w:r>
-              <w:rPr>
-                <w:rFonts w:ascii="Avenir Next" w:hAnsi="Avenir Next" w:cs="Avenir Next" w:eastAsia="Avenir Next"/>
-                <w:color w:val="1A1A1A"/>
-                <w:sz w:val="20"/>
-                <w:szCs w:val="20"/>
-              </w:rPr>
               <w:tab/>
             </w:r>
             <w:r>
@@ -1459,7 +1463,7 @@
                 <w:rFonts w:ascii="Avenir Next" w:hAnsi="Avenir Next" w:cs="Avenir Next" w:eastAsia="Avenir Next"/>
                 <w:b/>
                 <w:color w:val="1A1A1A"/>
-                <w:sz w:val="20"/>
+                <w:sz w:val="22"/>
                 <w:szCs w:val="20"/>
               </w:rPr>
               <w:t xml:space="preserve">Same MAD.  </w:t>
@@ -1468,7 +1472,7 @@
               <w:rPr>
                 <w:rFonts w:ascii="Avenir Next" w:hAnsi="Avenir Next" w:cs="Avenir Next" w:eastAsia="Avenir Next"/>
                 <w:color w:val="1A1A1A"/>
-                <w:sz w:val="20"/>
+                <w:sz w:val="22"/>
                 <w:szCs w:val="20"/>
               </w:rPr>
               <w:t xml:space="preserve">Set G has mean 90 and MAD 3. Set H has mean 45 and MAD 3. Ruben says the sets are identical. Is he right?</w:t>
@@ -1485,7 +1489,7 @@
                 <w:rFonts w:ascii="Avenir Next" w:hAnsi="Avenir Next" w:cs="Avenir Next" w:eastAsia="Avenir Next"/>
                 <w:b/>
                 <w:color w:val="003A70"/>
-                <w:sz w:val="17"/>
+                <w:sz w:val="22"/>
                 <w:szCs w:val="17"/>
               </w:rPr>
               <w:t xml:space="preserve">Hint  </w:t>
@@ -1495,7 +1499,7 @@
                 <w:rFonts w:ascii="Avenir Next" w:hAnsi="Avenir Next" w:cs="Avenir Next" w:eastAsia="Avenir Next"/>
                 <w:i/>
                 <w:color w:val="5A5F66"/>
-                <w:sz w:val="17"/>
+                <w:sz w:val="22"/>
                 <w:szCs w:val="17"/>
               </w:rPr>
               <w:t xml:space="preserve">The mean is the center; the MAD is the spread.</w:t>
@@ -1503,7 +1507,7 @@
           </w:p>
           <w:p>
             <w:pPr>
-              <w:spacing w:before="0" w:after="0" w:line="60" w:lineRule="auto"/>
+              <w:spacing w:before="0" w:after="0" w:line="50" w:lineRule="exact"/>
             </w:pPr>
           </w:p>
           <w:tbl>
@@ -1572,7 +1576,7 @@
                 <w:rFonts w:ascii="Avenir Next" w:hAnsi="Avenir Next" w:cs="Avenir Next" w:eastAsia="Avenir Next"/>
                 <w:b/>
                 <w:color w:val="1A1A1A"/>
-                <w:sz w:val="18"/>
+                <w:sz w:val="22"/>
                 <w:szCs w:val="18"/>
               </w:rPr>
               <w:t xml:space="preserve">Answer</w:t>
@@ -1607,18 +1611,18 @@
                 <w:rFonts w:ascii="Avenir Next" w:hAnsi="Avenir Next" w:cs="Avenir Next" w:eastAsia="Avenir Next"/>
                 <w:b/>
                 <w:color w:val="1A1A1A"/>
+                <w:sz w:val="22"/>
+                <w:szCs w:val="20"/>
+              </w:rPr>
+              <w:t xml:space="preserve">4.</w:t>
+            </w:r>
+            <w:r>
+              <w:rPr>
+                <w:rFonts w:ascii="Avenir Next" w:hAnsi="Avenir Next" w:cs="Avenir Next" w:eastAsia="Avenir Next"/>
+                <w:color w:val="1A1A1A"/>
                 <w:sz w:val="20"/>
                 <w:szCs w:val="20"/>
               </w:rPr>
-              <w:t xml:space="preserve">4.</w:t>
-            </w:r>
-            <w:r>
-              <w:rPr>
-                <w:rFonts w:ascii="Avenir Next" w:hAnsi="Avenir Next" w:cs="Avenir Next" w:eastAsia="Avenir Next"/>
-                <w:color w:val="1A1A1A"/>
-                <w:sz w:val="20"/>
-                <w:szCs w:val="20"/>
-              </w:rPr>
               <w:tab/>
             </w:r>
             <w:r>
@@ -1626,7 +1630,7 @@
                 <w:rFonts w:ascii="Avenir Next" w:hAnsi="Avenir Next" w:cs="Avenir Next" w:eastAsia="Avenir Next"/>
                 <w:b/>
                 <w:color w:val="1A1A1A"/>
-                <w:sz w:val="20"/>
+                <w:sz w:val="22"/>
                 <w:szCs w:val="20"/>
               </w:rPr>
               <w:t xml:space="preserve">Picking a Team.  </w:t>
@@ -1635,7 +1639,7 @@
               <w:rPr>
                 <w:rFonts w:ascii="Avenir Next" w:hAnsi="Avenir Next" w:cs="Avenir Next" w:eastAsia="Avenir Next"/>
                 <w:color w:val="1A1A1A"/>
-                <w:sz w:val="20"/>
+                <w:sz w:val="22"/>
                 <w:szCs w:val="20"/>
               </w:rPr>
               <w:t xml:space="preserve">Team M averages 82 points with MAD 14. Team N averages 82 points with MAD 3. Which team is more reliable?</w:t>
@@ -1643,7 +1647,7 @@
           </w:p>
           <w:p>
             <w:pPr>
-              <w:spacing w:before="0" w:after="0" w:line="60" w:lineRule="auto"/>
+              <w:spacing w:before="0" w:after="0" w:line="50" w:lineRule="exact"/>
             </w:pPr>
           </w:p>
           <w:tbl>
@@ -1712,7 +1716,7 @@
                 <w:rFonts w:ascii="Avenir Next" w:hAnsi="Avenir Next" w:cs="Avenir Next" w:eastAsia="Avenir Next"/>
                 <w:b/>
                 <w:color w:val="1A1A1A"/>
-                <w:sz w:val="18"/>
+                <w:sz w:val="22"/>
                 <w:szCs w:val="18"/>
               </w:rPr>
               <w:t xml:space="preserve">Team</w:t>
@@ -1732,12 +1736,12 @@
     </w:tbl>
     <w:p>
       <w:pPr>
-        <w:spacing w:before="0" w:after="0" w:line="20" w:lineRule="exact"/>
+        <w:spacing w:before="0" w:after="0" w:line="50" w:lineRule="exact"/>
       </w:pPr>
     </w:p>
     <w:p>
       <w:pPr>
-        <w:spacing w:before="0" w:after="0" w:line="20" w:lineRule="exact"/>
+        <w:spacing w:before="0" w:after="0" w:line="50" w:lineRule="exact"/>
       </w:pPr>
     </w:p>
     <w:tbl>
@@ -1787,18 +1791,18 @@
                 <w:rFonts w:ascii="Avenir Next" w:hAnsi="Avenir Next" w:cs="Avenir Next" w:eastAsia="Avenir Next"/>
                 <w:b/>
                 <w:color w:val="1A1A1A"/>
+                <w:sz w:val="22"/>
+                <w:szCs w:val="20"/>
+              </w:rPr>
+              <w:t xml:space="preserve">5.</w:t>
+            </w:r>
+            <w:r>
+              <w:rPr>
+                <w:rFonts w:ascii="Avenir Next" w:hAnsi="Avenir Next" w:cs="Avenir Next" w:eastAsia="Avenir Next"/>
+                <w:color w:val="1A1A1A"/>
                 <w:sz w:val="20"/>
                 <w:szCs w:val="20"/>
               </w:rPr>
-              <w:t xml:space="preserve">5.</w:t>
-            </w:r>
-            <w:r>
-              <w:rPr>
-                <w:rFonts w:ascii="Avenir Next" w:hAnsi="Avenir Next" w:cs="Avenir Next" w:eastAsia="Avenir Next"/>
-                <w:color w:val="1A1A1A"/>
-                <w:sz w:val="20"/>
-                <w:szCs w:val="20"/>
-              </w:rPr>
               <w:tab/>
             </w:r>
             <w:r>
@@ -1806,7 +1810,7 @@
                 <w:rFonts w:ascii="Avenir Next" w:hAnsi="Avenir Next" w:cs="Avenir Next" w:eastAsia="Avenir Next"/>
                 <w:b/>
                 <w:color w:val="1A1A1A"/>
-                <w:sz w:val="20"/>
+                <w:sz w:val="22"/>
                 <w:szCs w:val="20"/>
               </w:rPr>
               <w:t xml:space="preserve">Garden Beds.  </w:t>
@@ -1815,7 +1819,7 @@
               <w:rPr>
                 <w:rFonts w:ascii="Avenir Next" w:hAnsi="Avenir Next" w:cs="Avenir Next" w:eastAsia="Avenir Next"/>
                 <w:color w:val="1A1A1A"/>
-                <w:sz w:val="20"/>
+                <w:sz w:val="22"/>
                 <w:szCs w:val="20"/>
               </w:rPr>
               <w:t xml:space="preserve">Both means are 47 cm. </w:t>
@@ -1825,7 +1829,7 @@
                 <w:rFonts w:ascii="Avenir Next" w:hAnsi="Avenir Next" w:cs="Avenir Next" w:eastAsia="Avenir Next"/>
                 <w:b/>
                 <w:color w:val="1A1A1A"/>
-                <w:sz w:val="20"/>
+                <w:sz w:val="22"/>
                 <w:szCs w:val="20"/>
               </w:rPr>
               <w:t xml:space="preserve">Bed 1:</w:t>
@@ -1834,7 +1838,7 @@
               <w:rPr>
                 <w:rFonts w:ascii="Avenir Next" w:hAnsi="Avenir Next" w:cs="Avenir Next" w:eastAsia="Avenir Next"/>
                 <w:color w:val="1A1A1A"/>
-                <w:sz w:val="20"/>
+                <w:sz w:val="22"/>
                 <w:szCs w:val="20"/>
               </w:rPr>
               <w:t xml:space="preserve"> 38, 44, 50, 56.  </w:t>
@@ -1844,7 +1848,7 @@
                 <w:rFonts w:ascii="Avenir Next" w:hAnsi="Avenir Next" w:cs="Avenir Next" w:eastAsia="Avenir Next"/>
                 <w:b/>
                 <w:color w:val="1A1A1A"/>
-                <w:sz w:val="20"/>
+                <w:sz w:val="22"/>
                 <w:szCs w:val="20"/>
               </w:rPr>
               <w:t xml:space="preserve">Bed 2:</w:t>
@@ -1853,7 +1857,7 @@
               <w:rPr>
                 <w:rFonts w:ascii="Avenir Next" w:hAnsi="Avenir Next" w:cs="Avenir Next" w:eastAsia="Avenir Next"/>
                 <w:color w:val="1A1A1A"/>
-                <w:sz w:val="20"/>
+                <w:sz w:val="22"/>
                 <w:szCs w:val="20"/>
               </w:rPr>
               <w:t xml:space="preserve"> 29, 43, 51, 65.</w:t>
@@ -1873,25 +1877,25 @@
                 <w:rFonts w:ascii="Avenir Next" w:hAnsi="Avenir Next" w:cs="Avenir Next" w:eastAsia="Avenir Next"/>
                 <w:b/>
                 <w:color w:val="003A70"/>
+                <w:sz w:val="22"/>
+                <w:szCs w:val="20"/>
+              </w:rPr>
+              <w:t xml:space="preserve">a.</w:t>
+            </w:r>
+            <w:r>
+              <w:rPr>
+                <w:rFonts w:ascii="Avenir Next" w:hAnsi="Avenir Next" w:cs="Avenir Next" w:eastAsia="Avenir Next"/>
+                <w:color w:val="1A1A1A"/>
                 <w:sz w:val="20"/>
                 <w:szCs w:val="20"/>
               </w:rPr>
-              <w:t xml:space="preserve">a.</w:t>
-            </w:r>
-            <w:r>
-              <w:rPr>
-                <w:rFonts w:ascii="Avenir Next" w:hAnsi="Avenir Next" w:cs="Avenir Next" w:eastAsia="Avenir Next"/>
-                <w:color w:val="1A1A1A"/>
-                <w:sz w:val="20"/>
-                <w:szCs w:val="20"/>
-              </w:rPr>
               <w:tab/>
             </w:r>
             <w:r>
               <w:rPr>
                 <w:rFonts w:ascii="Avenir Next" w:hAnsi="Avenir Next" w:cs="Avenir Next" w:eastAsia="Avenir Next"/>
                 <w:color w:val="1A1A1A"/>
-                <w:sz w:val="20"/>
+                <w:sz w:val="22"/>
                 <w:szCs w:val="20"/>
               </w:rPr>
               <w:t xml:space="preserve">Bed 1 MAD:</w:t>
@@ -1930,25 +1934,25 @@
                 <w:rFonts w:ascii="Avenir Next" w:hAnsi="Avenir Next" w:cs="Avenir Next" w:eastAsia="Avenir Next"/>
                 <w:b/>
                 <w:color w:val="003A70"/>
+                <w:sz w:val="22"/>
+                <w:szCs w:val="20"/>
+              </w:rPr>
+              <w:t xml:space="preserve">b.</w:t>
+            </w:r>
+            <w:r>
+              <w:rPr>
+                <w:rFonts w:ascii="Avenir Next" w:hAnsi="Avenir Next" w:cs="Avenir Next" w:eastAsia="Avenir Next"/>
+                <w:color w:val="1A1A1A"/>
                 <w:sz w:val="20"/>
                 <w:szCs w:val="20"/>
               </w:rPr>
-              <w:t xml:space="preserve">b.</w:t>
-            </w:r>
-            <w:r>
-              <w:rPr>
-                <w:rFonts w:ascii="Avenir Next" w:hAnsi="Avenir Next" w:cs="Avenir Next" w:eastAsia="Avenir Next"/>
-                <w:color w:val="1A1A1A"/>
-                <w:sz w:val="20"/>
-                <w:szCs w:val="20"/>
-              </w:rPr>
               <w:tab/>
             </w:r>
             <w:r>
               <w:rPr>
                 <w:rFonts w:ascii="Avenir Next" w:hAnsi="Avenir Next" w:cs="Avenir Next" w:eastAsia="Avenir Next"/>
                 <w:color w:val="1A1A1A"/>
-                <w:sz w:val="20"/>
+                <w:sz w:val="22"/>
                 <w:szCs w:val="20"/>
               </w:rPr>
               <w:t xml:space="preserve">Bed 2 MAD:</w:t>
@@ -1987,10 +1991,28 @@
                 <w:rFonts w:ascii="Avenir Next" w:hAnsi="Avenir Next" w:cs="Avenir Next" w:eastAsia="Avenir Next"/>
                 <w:b/>
                 <w:color w:val="003A70"/>
+                <w:sz w:val="22"/>
+                <w:szCs w:val="20"/>
+              </w:rPr>
+              <w:t xml:space="preserve">c.</w:t>
+            </w:r>
+            <w:r>
+              <w:rPr>
+                <w:rFonts w:ascii="Avenir Next" w:hAnsi="Avenir Next" w:cs="Avenir Next" w:eastAsia="Avenir Next"/>
+                <w:color w:val="1A1A1A"/>
                 <w:sz w:val="20"/>
                 <w:szCs w:val="20"/>
               </w:rPr>
-              <w:t xml:space="preserve">c.</w:t>
+              <w:tab/>
+            </w:r>
+            <w:r>
+              <w:rPr>
+                <w:rFonts w:ascii="Avenir Next" w:hAnsi="Avenir Next" w:cs="Avenir Next" w:eastAsia="Avenir Next"/>
+                <w:color w:val="1A1A1A"/>
+                <w:sz w:val="22"/>
+                <w:szCs w:val="20"/>
+              </w:rPr>
+              <w:t xml:space="preserve">More even:</w:t>
             </w:r>
             <w:r>
               <w:rPr>
@@ -1999,7 +2021,7 @@
                 <w:sz w:val="20"/>
                 <w:szCs w:val="20"/>
               </w:rPr>
-              <w:tab/>
+              <w:t xml:space="preserve">  </w:t>
             </w:r>
             <w:r>
               <w:rPr>
@@ -2007,24 +2029,6 @@
                 <w:color w:val="1A1A1A"/>
                 <w:sz w:val="20"/>
                 <w:szCs w:val="20"/>
-              </w:rPr>
-              <w:t xml:space="preserve">More even:</w:t>
-            </w:r>
-            <w:r>
-              <w:rPr>
-                <w:rFonts w:ascii="Avenir Next" w:hAnsi="Avenir Next" w:cs="Avenir Next" w:eastAsia="Avenir Next"/>
-                <w:color w:val="1A1A1A"/>
-                <w:sz w:val="20"/>
-                <w:szCs w:val="20"/>
-              </w:rPr>
-              <w:t xml:space="preserve">  </w:t>
-            </w:r>
-            <w:r>
-              <w:rPr>
-                <w:rFonts w:ascii="Avenir Next" w:hAnsi="Avenir Next" w:cs="Avenir Next" w:eastAsia="Avenir Next"/>
-                <w:color w:val="1A1A1A"/>
-                <w:sz w:val="20"/>
-                <w:szCs w:val="20"/>
                 <w:u w:val="single"/>
               </w:rPr>
               <w:t xml:space="preserve">                      </w:t>
@@ -2032,7 +2036,7 @@
           </w:p>
           <w:p>
             <w:pPr>
-              <w:spacing w:before="0" w:after="0" w:line="60" w:lineRule="auto"/>
+              <w:spacing w:before="0" w:after="0" w:line="50" w:lineRule="exact"/>
             </w:pPr>
           </w:p>
           <w:tbl>
@@ -2090,7 +2094,7 @@
           </w:tbl>
           <w:p>
             <w:pPr>
-              <w:spacing w:before="0" w:after="0" w:line="24" w:lineRule="auto"/>
+              <w:spacing w:before="0" w:after="0" w:line="50" w:lineRule="exact"/>
             </w:pPr>
           </w:p>
         </w:tc>
@@ -2098,12 +2102,12 @@
     </w:tbl>
     <w:p>
       <w:pPr>
-        <w:spacing w:before="0" w:after="0" w:line="20" w:lineRule="exact"/>
+        <w:spacing w:before="0" w:after="0" w:line="50" w:lineRule="exact"/>
       </w:pPr>
     </w:p>
     <w:p>
       <w:pPr>
-        <w:spacing w:before="0" w:after="0" w:line="20" w:lineRule="exact"/>
+        <w:spacing w:before="0" w:after="0" w:line="50" w:lineRule="exact"/>
       </w:pPr>
     </w:p>
     <w:tbl>
@@ -2153,18 +2157,18 @@
                 <w:rFonts w:ascii="Avenir Next" w:hAnsi="Avenir Next" w:cs="Avenir Next" w:eastAsia="Avenir Next"/>
                 <w:b/>
                 <w:color w:val="1A1A1A"/>
+                <w:sz w:val="22"/>
+                <w:szCs w:val="20"/>
+              </w:rPr>
+              <w:t xml:space="preserve">6.</w:t>
+            </w:r>
+            <w:r>
+              <w:rPr>
+                <w:rFonts w:ascii="Avenir Next" w:hAnsi="Avenir Next" w:cs="Avenir Next" w:eastAsia="Avenir Next"/>
+                <w:color w:val="1A1A1A"/>
                 <w:sz w:val="20"/>
                 <w:szCs w:val="20"/>
               </w:rPr>
-              <w:t xml:space="preserve">6.</w:t>
-            </w:r>
-            <w:r>
-              <w:rPr>
-                <w:rFonts w:ascii="Avenir Next" w:hAnsi="Avenir Next" w:cs="Avenir Next" w:eastAsia="Avenir Next"/>
-                <w:color w:val="1A1A1A"/>
-                <w:sz w:val="20"/>
-                <w:szCs w:val="20"/>
-              </w:rPr>
               <w:tab/>
             </w:r>
             <w:r>
@@ -2172,7 +2176,7 @@
                 <w:rFonts w:ascii="Avenir Next" w:hAnsi="Avenir Next" w:cs="Avenir Next" w:eastAsia="Avenir Next"/>
                 <w:b/>
                 <w:color w:val="1A1A1A"/>
-                <w:sz w:val="20"/>
+                <w:sz w:val="22"/>
                 <w:szCs w:val="20"/>
               </w:rPr>
               <w:t xml:space="preserve">Same Mean, Same MAD.  </w:t>
@@ -2181,7 +2185,7 @@
               <w:rPr>
                 <w:rFonts w:ascii="Avenir Next" w:hAnsi="Avenir Next" w:cs="Avenir Next" w:eastAsia="Avenir Next"/>
                 <w:color w:val="1A1A1A"/>
-                <w:sz w:val="20"/>
+                <w:sz w:val="22"/>
                 <w:szCs w:val="20"/>
               </w:rPr>
               <w:t xml:space="preserve">Set J is 40, 46, 54, 60. Set K is 43, 43, 57, 57. Both means are 50.</w:t>
@@ -2198,7 +2202,7 @@
                 <w:rFonts w:ascii="Avenir Next" w:hAnsi="Avenir Next" w:cs="Avenir Next" w:eastAsia="Avenir Next"/>
                 <w:b/>
                 <w:color w:val="003A70"/>
-                <w:sz w:val="17"/>
+                <w:sz w:val="22"/>
                 <w:szCs w:val="17"/>
               </w:rPr>
               <w:t xml:space="preserve">Hint  </w:t>
@@ -2208,7 +2212,7 @@
                 <w:rFonts w:ascii="Avenir Next" w:hAnsi="Avenir Next" w:cs="Avenir Next" w:eastAsia="Avenir Next"/>
                 <w:i/>
                 <w:color w:val="5A5F66"/>
-                <w:sz w:val="17"/>
+                <w:sz w:val="22"/>
                 <w:szCs w:val="17"/>
               </w:rPr>
               <w:t xml:space="preserve">Find each MAD on its own, then look at the values.</w:t>
@@ -2228,25 +2232,25 @@
                 <w:rFonts w:ascii="Avenir Next" w:hAnsi="Avenir Next" w:cs="Avenir Next" w:eastAsia="Avenir Next"/>
                 <w:b/>
                 <w:color w:val="003A70"/>
+                <w:sz w:val="22"/>
+                <w:szCs w:val="20"/>
+              </w:rPr>
+              <w:t xml:space="preserve">a.</w:t>
+            </w:r>
+            <w:r>
+              <w:rPr>
+                <w:rFonts w:ascii="Avenir Next" w:hAnsi="Avenir Next" w:cs="Avenir Next" w:eastAsia="Avenir Next"/>
+                <w:color w:val="1A1A1A"/>
                 <w:sz w:val="20"/>
                 <w:szCs w:val="20"/>
               </w:rPr>
-              <w:t xml:space="preserve">a.</w:t>
-            </w:r>
-            <w:r>
-              <w:rPr>
-                <w:rFonts w:ascii="Avenir Next" w:hAnsi="Avenir Next" w:cs="Avenir Next" w:eastAsia="Avenir Next"/>
-                <w:color w:val="1A1A1A"/>
-                <w:sz w:val="20"/>
-                <w:szCs w:val="20"/>
-              </w:rPr>
               <w:tab/>
             </w:r>
             <w:r>
               <w:rPr>
                 <w:rFonts w:ascii="Avenir Next" w:hAnsi="Avenir Next" w:cs="Avenir Next" w:eastAsia="Avenir Next"/>
                 <w:color w:val="1A1A1A"/>
-                <w:sz w:val="20"/>
+                <w:sz w:val="22"/>
                 <w:szCs w:val="20"/>
               </w:rPr>
               <w:t xml:space="preserve">MAD of J:</w:t>
@@ -2285,25 +2289,25 @@
                 <w:rFonts w:ascii="Avenir Next" w:hAnsi="Avenir Next" w:cs="Avenir Next" w:eastAsia="Avenir Next"/>
                 <w:b/>
                 <w:color w:val="003A70"/>
+                <w:sz w:val="22"/>
+                <w:szCs w:val="20"/>
+              </w:rPr>
+              <w:t xml:space="preserve">b.</w:t>
+            </w:r>
+            <w:r>
+              <w:rPr>
+                <w:rFonts w:ascii="Avenir Next" w:hAnsi="Avenir Next" w:cs="Avenir Next" w:eastAsia="Avenir Next"/>
+                <w:color w:val="1A1A1A"/>
                 <w:sz w:val="20"/>
                 <w:szCs w:val="20"/>
               </w:rPr>
-              <w:t xml:space="preserve">b.</w:t>
-            </w:r>
-            <w:r>
-              <w:rPr>
-                <w:rFonts w:ascii="Avenir Next" w:hAnsi="Avenir Next" w:cs="Avenir Next" w:eastAsia="Avenir Next"/>
-                <w:color w:val="1A1A1A"/>
-                <w:sz w:val="20"/>
-                <w:szCs w:val="20"/>
-              </w:rPr>
               <w:tab/>
             </w:r>
             <w:r>
               <w:rPr>
                 <w:rFonts w:ascii="Avenir Next" w:hAnsi="Avenir Next" w:cs="Avenir Next" w:eastAsia="Avenir Next"/>
                 <w:color w:val="1A1A1A"/>
-                <w:sz w:val="20"/>
+                <w:sz w:val="22"/>
                 <w:szCs w:val="20"/>
               </w:rPr>
               <w:t xml:space="preserve">MAD of K:</w:t>
@@ -2342,10 +2346,28 @@
                 <w:rFonts w:ascii="Avenir Next" w:hAnsi="Avenir Next" w:cs="Avenir Next" w:eastAsia="Avenir Next"/>
                 <w:b/>
                 <w:color w:val="003A70"/>
+                <w:sz w:val="22"/>
+                <w:szCs w:val="20"/>
+              </w:rPr>
+              <w:t xml:space="preserve">c.</w:t>
+            </w:r>
+            <w:r>
+              <w:rPr>
+                <w:rFonts w:ascii="Avenir Next" w:hAnsi="Avenir Next" w:cs="Avenir Next" w:eastAsia="Avenir Next"/>
+                <w:color w:val="1A1A1A"/>
                 <w:sz w:val="20"/>
                 <w:szCs w:val="20"/>
               </w:rPr>
-              <w:t xml:space="preserve">c.</w:t>
+              <w:tab/>
+            </w:r>
+            <w:r>
+              <w:rPr>
+                <w:rFonts w:ascii="Avenir Next" w:hAnsi="Avenir Next" w:cs="Avenir Next" w:eastAsia="Avenir Next"/>
+                <w:color w:val="1A1A1A"/>
+                <w:sz w:val="22"/>
+                <w:szCs w:val="20"/>
+              </w:rPr>
+              <w:t xml:space="preserve">Are the sets the same? Explain.</w:t>
             </w:r>
             <w:r>
               <w:rPr>
@@ -2354,7 +2376,7 @@
                 <w:sz w:val="20"/>
                 <w:szCs w:val="20"/>
               </w:rPr>
-              <w:tab/>
+              <w:t xml:space="preserve">  </w:t>
             </w:r>
             <w:r>
               <w:rPr>
@@ -2362,24 +2384,6 @@
                 <w:color w:val="1A1A1A"/>
                 <w:sz w:val="20"/>
                 <w:szCs w:val="20"/>
-              </w:rPr>
-              <w:t xml:space="preserve">Are the sets the same? Explain.</w:t>
-            </w:r>
-            <w:r>
-              <w:rPr>
-                <w:rFonts w:ascii="Avenir Next" w:hAnsi="Avenir Next" w:cs="Avenir Next" w:eastAsia="Avenir Next"/>
-                <w:color w:val="1A1A1A"/>
-                <w:sz w:val="20"/>
-                <w:szCs w:val="20"/>
-              </w:rPr>
-              <w:t xml:space="preserve">  </w:t>
-            </w:r>
-            <w:r>
-              <w:rPr>
-                <w:rFonts w:ascii="Avenir Next" w:hAnsi="Avenir Next" w:cs="Avenir Next" w:eastAsia="Avenir Next"/>
-                <w:color w:val="1A1A1A"/>
-                <w:sz w:val="20"/>
-                <w:szCs w:val="20"/>
                 <w:u w:val="single"/>
               </w:rPr>
               <w:t xml:space="preserve">                      </w:t>
@@ -2387,7 +2391,7 @@
           </w:p>
           <w:p>
             <w:pPr>
-              <w:spacing w:before="0" w:after="0" w:line="60" w:lineRule="auto"/>
+              <w:spacing w:before="0" w:after="0" w:line="50" w:lineRule="exact"/>
             </w:pPr>
           </w:p>
           <w:tbl>
@@ -2445,7 +2449,7 @@
           </w:tbl>
           <w:p>
             <w:pPr>
-              <w:spacing w:before="0" w:after="0" w:line="24" w:lineRule="auto"/>
+              <w:spacing w:before="0" w:after="0" w:line="50" w:lineRule="exact"/>
             </w:pPr>
           </w:p>
         </w:tc>
@@ -2453,12 +2457,12 @@
     </w:tbl>
     <w:p>
       <w:pPr>
-        <w:spacing w:before="0" w:after="0" w:line="20" w:lineRule="exact"/>
+        <w:spacing w:before="0" w:after="0" w:line="50" w:lineRule="exact"/>
       </w:pPr>
     </w:p>
     <w:p>
       <w:pPr>
-        <w:spacing w:before="0" w:after="0" w:line="20" w:lineRule="exact"/>
+        <w:spacing w:before="0" w:after="0" w:line="50" w:lineRule="exact"/>
       </w:pPr>
     </w:p>
     <w:tbl>
@@ -2508,18 +2512,18 @@
                 <w:rFonts w:ascii="Avenir Next" w:hAnsi="Avenir Next" w:cs="Avenir Next" w:eastAsia="Avenir Next"/>
                 <w:b/>
                 <w:color w:val="1A1A1A"/>
+                <w:sz w:val="22"/>
+                <w:szCs w:val="20"/>
+              </w:rPr>
+              <w:t xml:space="preserve">7.</w:t>
+            </w:r>
+            <w:r>
+              <w:rPr>
+                <w:rFonts w:ascii="Avenir Next" w:hAnsi="Avenir Next" w:cs="Avenir Next" w:eastAsia="Avenir Next"/>
+                <w:color w:val="1A1A1A"/>
                 <w:sz w:val="20"/>
                 <w:szCs w:val="20"/>
               </w:rPr>
-              <w:t xml:space="preserve">7.</w:t>
-            </w:r>
-            <w:r>
-              <w:rPr>
-                <w:rFonts w:ascii="Avenir Next" w:hAnsi="Avenir Next" w:cs="Avenir Next" w:eastAsia="Avenir Next"/>
-                <w:color w:val="1A1A1A"/>
-                <w:sz w:val="20"/>
-                <w:szCs w:val="20"/>
-              </w:rPr>
               <w:tab/>
             </w:r>
             <w:r>
@@ -2527,7 +2531,7 @@
                 <w:rFonts w:ascii="Avenir Next" w:hAnsi="Avenir Next" w:cs="Avenir Next" w:eastAsia="Avenir Next"/>
                 <w:b/>
                 <w:color w:val="1A1A1A"/>
-                <w:sz w:val="20"/>
+                <w:sz w:val="22"/>
                 <w:szCs w:val="20"/>
               </w:rPr>
               <w:t xml:space="preserve">Choose a Supplier.  </w:t>
@@ -2536,7 +2540,7 @@
               <w:rPr>
                 <w:rFonts w:ascii="Avenir Next" w:hAnsi="Avenir Next" w:cs="Avenir Next" w:eastAsia="Avenir Next"/>
                 <w:color w:val="1A1A1A"/>
-                <w:sz w:val="20"/>
+                <w:sz w:val="22"/>
                 <w:szCs w:val="20"/>
               </w:rPr>
               <w:t xml:space="preserve">Supplier 1: mean 5 days, MAD 0.5 day. Supplier 2: mean 4 days, MAD 3 days. Which would you pick to meet a deadline? Why?</w:t>
@@ -2553,7 +2557,7 @@
                 <w:rFonts w:ascii="Avenir Next" w:hAnsi="Avenir Next" w:cs="Avenir Next" w:eastAsia="Avenir Next"/>
                 <w:b/>
                 <w:color w:val="003A70"/>
-                <w:sz w:val="17"/>
+                <w:sz w:val="22"/>
                 <w:szCs w:val="17"/>
               </w:rPr>
               <w:t xml:space="preserve">Hint  </w:t>
@@ -2563,7 +2567,7 @@
                 <w:rFonts w:ascii="Avenir Next" w:hAnsi="Avenir Next" w:cs="Avenir Next" w:eastAsia="Avenir Next"/>
                 <w:i/>
                 <w:color w:val="5A5F66"/>
-                <w:sz w:val="17"/>
+                <w:sz w:val="22"/>
                 <w:szCs w:val="17"/>
               </w:rPr>
               <w:t xml:space="preserve">Weigh the faster average against how reliable each is.</w:t>
@@ -2571,7 +2575,7 @@
           </w:p>
           <w:p>
             <w:pPr>
-              <w:spacing w:before="0" w:after="0" w:line="60" w:lineRule="auto"/>
+              <w:spacing w:before="0" w:after="0" w:line="50" w:lineRule="exact"/>
             </w:pPr>
           </w:p>
           <w:tbl>
@@ -2640,7 +2644,7 @@
                 <w:rFonts w:ascii="Avenir Next" w:hAnsi="Avenir Next" w:cs="Avenir Next" w:eastAsia="Avenir Next"/>
                 <w:b/>
                 <w:color w:val="1A1A1A"/>
-                <w:sz w:val="18"/>
+                <w:sz w:val="22"/>
                 <w:szCs w:val="18"/>
               </w:rPr>
               <w:t xml:space="preserve">Supplier</w:t>
@@ -2660,12 +2664,12 @@
     </w:tbl>
     <w:p>
       <w:pPr>
-        <w:spacing w:before="0" w:after="0" w:line="20" w:lineRule="exact"/>
+        <w:spacing w:before="0" w:after="0" w:line="50" w:lineRule="exact"/>
       </w:pPr>
     </w:p>
     <w:p>
       <w:pPr>
-        <w:spacing w:before="0" w:after="0" w:line="20" w:lineRule="exact"/>
+        <w:spacing w:before="0" w:after="0" w:line="50" w:lineRule="exact"/>
       </w:pPr>
     </w:p>
     <w:tbl>
@@ -2715,18 +2719,18 @@
                 <w:rFonts w:ascii="Avenir Next" w:hAnsi="Avenir Next" w:cs="Avenir Next" w:eastAsia="Avenir Next"/>
                 <w:b/>
                 <w:color w:val="1A1A1A"/>
+                <w:sz w:val="22"/>
+                <w:szCs w:val="20"/>
+              </w:rPr>
+              <w:t xml:space="preserve">8.</w:t>
+            </w:r>
+            <w:r>
+              <w:rPr>
+                <w:rFonts w:ascii="Avenir Next" w:hAnsi="Avenir Next" w:cs="Avenir Next" w:eastAsia="Avenir Next"/>
+                <w:color w:val="1A1A1A"/>
                 <w:sz w:val="20"/>
                 <w:szCs w:val="20"/>
               </w:rPr>
-              <w:t xml:space="preserve">8.</w:t>
-            </w:r>
-            <w:r>
-              <w:rPr>
-                <w:rFonts w:ascii="Avenir Next" w:hAnsi="Avenir Next" w:cs="Avenir Next" w:eastAsia="Avenir Next"/>
-                <w:color w:val="1A1A1A"/>
-                <w:sz w:val="20"/>
-                <w:szCs w:val="20"/>
-              </w:rPr>
               <w:tab/>
             </w:r>
             <w:r>
@@ -2734,7 +2738,7 @@
                 <w:rFonts w:ascii="Avenir Next" w:hAnsi="Avenir Next" w:cs="Avenir Next" w:eastAsia="Avenir Next"/>
                 <w:b/>
                 <w:color w:val="1A1A1A"/>
-                <w:sz w:val="20"/>
+                <w:sz w:val="22"/>
                 <w:szCs w:val="20"/>
               </w:rPr>
               <w:t xml:space="preserve">Two Archers.  </w:t>
@@ -2743,7 +2747,7 @@
               <w:rPr>
                 <w:rFonts w:ascii="Avenir Next" w:hAnsi="Avenir Next" w:cs="Avenir Next" w:eastAsia="Avenir Next"/>
                 <w:color w:val="1A1A1A"/>
-                <w:sz w:val="20"/>
+                <w:sz w:val="22"/>
                 <w:szCs w:val="20"/>
               </w:rPr>
               <w:t xml:space="preserve">Both archers have a mean score of 8. Archer 1: 7, 8, 9, 8. Archer 2: 4, 10, 6, 12.</w:t>
@@ -2763,25 +2767,25 @@
                 <w:rFonts w:ascii="Avenir Next" w:hAnsi="Avenir Next" w:cs="Avenir Next" w:eastAsia="Avenir Next"/>
                 <w:b/>
                 <w:color w:val="003A70"/>
+                <w:sz w:val="22"/>
+                <w:szCs w:val="20"/>
+              </w:rPr>
+              <w:t xml:space="preserve">a.</w:t>
+            </w:r>
+            <w:r>
+              <w:rPr>
+                <w:rFonts w:ascii="Avenir Next" w:hAnsi="Avenir Next" w:cs="Avenir Next" w:eastAsia="Avenir Next"/>
+                <w:color w:val="1A1A1A"/>
                 <w:sz w:val="20"/>
                 <w:szCs w:val="20"/>
               </w:rPr>
-              <w:t xml:space="preserve">a.</w:t>
-            </w:r>
-            <w:r>
-              <w:rPr>
-                <w:rFonts w:ascii="Avenir Next" w:hAnsi="Avenir Next" w:cs="Avenir Next" w:eastAsia="Avenir Next"/>
-                <w:color w:val="1A1A1A"/>
-                <w:sz w:val="20"/>
-                <w:szCs w:val="20"/>
-              </w:rPr>
               <w:tab/>
             </w:r>
             <w:r>
               <w:rPr>
                 <w:rFonts w:ascii="Avenir Next" w:hAnsi="Avenir Next" w:cs="Avenir Next" w:eastAsia="Avenir Next"/>
                 <w:color w:val="1A1A1A"/>
-                <w:sz w:val="20"/>
+                <w:sz w:val="22"/>
                 <w:szCs w:val="20"/>
               </w:rPr>
               <w:t xml:space="preserve">Archer 1 MAD:</w:t>
@@ -2820,25 +2824,25 @@
                 <w:rFonts w:ascii="Avenir Next" w:hAnsi="Avenir Next" w:cs="Avenir Next" w:eastAsia="Avenir Next"/>
                 <w:b/>
                 <w:color w:val="003A70"/>
+                <w:sz w:val="22"/>
+                <w:szCs w:val="20"/>
+              </w:rPr>
+              <w:t xml:space="preserve">b.</w:t>
+            </w:r>
+            <w:r>
+              <w:rPr>
+                <w:rFonts w:ascii="Avenir Next" w:hAnsi="Avenir Next" w:cs="Avenir Next" w:eastAsia="Avenir Next"/>
+                <w:color w:val="1A1A1A"/>
                 <w:sz w:val="20"/>
                 <w:szCs w:val="20"/>
               </w:rPr>
-              <w:t xml:space="preserve">b.</w:t>
-            </w:r>
-            <w:r>
-              <w:rPr>
-                <w:rFonts w:ascii="Avenir Next" w:hAnsi="Avenir Next" w:cs="Avenir Next" w:eastAsia="Avenir Next"/>
-                <w:color w:val="1A1A1A"/>
-                <w:sz w:val="20"/>
-                <w:szCs w:val="20"/>
-              </w:rPr>
               <w:tab/>
             </w:r>
             <w:r>
               <w:rPr>
                 <w:rFonts w:ascii="Avenir Next" w:hAnsi="Avenir Next" w:cs="Avenir Next" w:eastAsia="Avenir Next"/>
                 <w:color w:val="1A1A1A"/>
-                <w:sz w:val="20"/>
+                <w:sz w:val="22"/>
                 <w:szCs w:val="20"/>
               </w:rPr>
               <w:t xml:space="preserve">Archer 2 MAD:</w:t>
@@ -2877,10 +2881,28 @@
                 <w:rFonts w:ascii="Avenir Next" w:hAnsi="Avenir Next" w:cs="Avenir Next" w:eastAsia="Avenir Next"/>
                 <w:b/>
                 <w:color w:val="003A70"/>
+                <w:sz w:val="22"/>
+                <w:szCs w:val="20"/>
+              </w:rPr>
+              <w:t xml:space="preserve">c.</w:t>
+            </w:r>
+            <w:r>
+              <w:rPr>
+                <w:rFonts w:ascii="Avenir Next" w:hAnsi="Avenir Next" w:cs="Avenir Next" w:eastAsia="Avenir Next"/>
+                <w:color w:val="1A1A1A"/>
                 <w:sz w:val="20"/>
                 <w:szCs w:val="20"/>
               </w:rPr>
-              <w:t xml:space="preserve">c.</w:t>
+              <w:tab/>
+            </w:r>
+            <w:r>
+              <w:rPr>
+                <w:rFonts w:ascii="Avenir Next" w:hAnsi="Avenir Next" w:cs="Avenir Next" w:eastAsia="Avenir Next"/>
+                <w:color w:val="1A1A1A"/>
+                <w:sz w:val="22"/>
+                <w:szCs w:val="20"/>
+              </w:rPr>
+              <w:t xml:space="preserve">Pick an archer for a tie-breaking shot. Explain.</w:t>
             </w:r>
             <w:r>
               <w:rPr>
@@ -2889,7 +2911,7 @@
                 <w:sz w:val="20"/>
                 <w:szCs w:val="20"/>
               </w:rPr>
-              <w:tab/>
+              <w:t xml:space="preserve">  </w:t>
             </w:r>
             <w:r>
               <w:rPr>
@@ -2897,24 +2919,6 @@
                 <w:color w:val="1A1A1A"/>
                 <w:sz w:val="20"/>
                 <w:szCs w:val="20"/>
-              </w:rPr>
-              <w:t xml:space="preserve">Pick an archer for a tie-breaking shot. Explain.</w:t>
-            </w:r>
-            <w:r>
-              <w:rPr>
-                <w:rFonts w:ascii="Avenir Next" w:hAnsi="Avenir Next" w:cs="Avenir Next" w:eastAsia="Avenir Next"/>
-                <w:color w:val="1A1A1A"/>
-                <w:sz w:val="20"/>
-                <w:szCs w:val="20"/>
-              </w:rPr>
-              <w:t xml:space="preserve">  </w:t>
-            </w:r>
-            <w:r>
-              <w:rPr>
-                <w:rFonts w:ascii="Avenir Next" w:hAnsi="Avenir Next" w:cs="Avenir Next" w:eastAsia="Avenir Next"/>
-                <w:color w:val="1A1A1A"/>
-                <w:sz w:val="20"/>
-                <w:szCs w:val="20"/>
                 <w:u w:val="single"/>
               </w:rPr>
               <w:t xml:space="preserve">                      </w:t>
@@ -2922,7 +2926,7 @@
           </w:p>
           <w:p>
             <w:pPr>
-              <w:spacing w:before="0" w:after="0" w:line="60" w:lineRule="auto"/>
+              <w:spacing w:before="0" w:after="0" w:line="50" w:lineRule="exact"/>
             </w:pPr>
           </w:p>
           <w:tbl>
@@ -2980,7 +2984,7 @@
           </w:tbl>
           <w:p>
             <w:pPr>
-              <w:spacing w:before="0" w:after="0" w:line="24" w:lineRule="auto"/>
+              <w:spacing w:before="0" w:after="0" w:line="50" w:lineRule="exact"/>
             </w:pPr>
           </w:p>
         </w:tc>
@@ -2988,11 +2992,12 @@
     </w:tbl>
     <w:p>
       <w:pPr>
-        <w:spacing w:before="0" w:after="0" w:line="20" w:lineRule="exact"/>
+        <w:spacing w:before="0" w:after="0" w:line="50" w:lineRule="exact"/>
       </w:pPr>
     </w:p>
     <w:p>
       <w:pPr>
+        <w:pStyle w:val="Heading2"/>
         <w:keepNext/>
         <w:pBdr>
           <w:bottom w:val="single" w:sz="8" w:space="3" w:color="003A70"/>
@@ -3008,7 +3013,7 @@
           <w:b/>
           <w:color w:val="003A70"/>
           <w:spacing w:val="14"/>
-          <w:sz w:val="19"/>
+          <w:sz w:val="22"/>
           <w:szCs w:val="19"/>
         </w:rPr>
         <w:t xml:space="preserve">FIND THE ERROR</w:t>
@@ -3027,7 +3032,7 @@
           <w:rFonts w:ascii="Avenir Next" w:hAnsi="Avenir Next" w:cs="Avenir Next" w:eastAsia="Avenir Next"/>
           <w:i/>
           <w:color w:val="5A5F66"/>
-          <w:sz w:val="17"/>
+          <w:sz w:val="22"/>
           <w:szCs w:val="17"/>
         </w:rPr>
         <w:t xml:space="preserve">explain the mistake, then fix it</w:t>
@@ -3035,7 +3040,7 @@
     </w:p>
     <w:p>
       <w:pPr>
-        <w:spacing w:before="0" w:after="0" w:line="20" w:lineRule="exact"/>
+        <w:spacing w:before="0" w:after="0" w:line="50" w:lineRule="exact"/>
       </w:pPr>
     </w:p>
     <w:tbl>
@@ -3085,18 +3090,18 @@
                 <w:rFonts w:ascii="Avenir Next" w:hAnsi="Avenir Next" w:cs="Avenir Next" w:eastAsia="Avenir Next"/>
                 <w:b/>
                 <w:color w:val="1A1A1A"/>
+                <w:sz w:val="22"/>
+                <w:szCs w:val="20"/>
+              </w:rPr>
+              <w:t xml:space="preserve">9.</w:t>
+            </w:r>
+            <w:r>
+              <w:rPr>
+                <w:rFonts w:ascii="Avenir Next" w:hAnsi="Avenir Next" w:cs="Avenir Next" w:eastAsia="Avenir Next"/>
+                <w:color w:val="1A1A1A"/>
                 <w:sz w:val="20"/>
                 <w:szCs w:val="20"/>
               </w:rPr>
-              <w:t xml:space="preserve">9.</w:t>
-            </w:r>
-            <w:r>
-              <w:rPr>
-                <w:rFonts w:ascii="Avenir Next" w:hAnsi="Avenir Next" w:cs="Avenir Next" w:eastAsia="Avenir Next"/>
-                <w:color w:val="1A1A1A"/>
-                <w:sz w:val="20"/>
-                <w:szCs w:val="20"/>
-              </w:rPr>
               <w:tab/>
             </w:r>
             <w:r>
@@ -3104,7 +3109,7 @@
                 <w:rFonts w:ascii="Avenir Next" w:hAnsi="Avenir Next" w:cs="Avenir Next" w:eastAsia="Avenir Next"/>
                 <w:b/>
                 <w:color w:val="1A1A1A"/>
-                <w:sz w:val="20"/>
+                <w:sz w:val="22"/>
                 <w:szCs w:val="20"/>
               </w:rPr>
               <w:t xml:space="preserve">Leilani’s Work.  </w:t>
@@ -3113,7 +3118,7 @@
               <w:rPr>
                 <w:rFonts w:ascii="Avenir Next" w:hAnsi="Avenir Next" w:cs="Avenir Next" w:eastAsia="Avenir Next"/>
                 <w:color w:val="1A1A1A"/>
-                <w:sz w:val="20"/>
+                <w:sz w:val="22"/>
                 <w:szCs w:val="20"/>
               </w:rPr>
               <w:t xml:space="preserve">Leilani wrote: “Set R has the larger mean, so Set R must have the larger MAD.” Explain her mistake.</w:t>
@@ -3159,7 +3164,7 @@
                 </w:tcPr>
                 <w:p>
                   <w:pPr>
-                    <w:spacing w:before="0" w:after="0" w:line="240" w:lineRule="auto"/>
+                    <w:spacing w:before="0" w:after="0" w:line="50" w:lineRule="exact"/>
                   </w:pPr>
                 </w:p>
               </w:tc>
@@ -3179,7 +3184,7 @@
                 </w:tcPr>
                 <w:p>
                   <w:pPr>
-                    <w:spacing w:before="0" w:after="0" w:line="240" w:lineRule="auto"/>
+                    <w:spacing w:before="0" w:after="0" w:line="50" w:lineRule="exact"/>
                   </w:pPr>
                 </w:p>
               </w:tc>
@@ -3187,7 +3192,7 @@
           </w:tbl>
           <w:p>
             <w:pPr>
-              <w:spacing w:before="0" w:after="0" w:line="24" w:lineRule="auto"/>
+              <w:spacing w:before="0" w:after="0" w:line="50" w:lineRule="exact"/>
             </w:pPr>
           </w:p>
         </w:tc>
@@ -3195,11 +3200,12 @@
     </w:tbl>
     <w:p>
       <w:pPr>
-        <w:spacing w:before="0" w:after="0" w:line="20" w:lineRule="exact"/>
+        <w:spacing w:before="0" w:after="0" w:line="50" w:lineRule="exact"/>
       </w:pPr>
     </w:p>
     <w:p>
       <w:pPr>
+        <w:pStyle w:val="Heading2"/>
         <w:keepNext/>
         <w:pBdr>
           <w:bottom w:val="single" w:sz="8" w:space="3" w:color="003A70"/>
@@ -3215,7 +3221,7 @@
           <w:b/>
           <w:color w:val="003A70"/>
           <w:spacing w:val="14"/>
-          <w:sz w:val="19"/>
+          <w:sz w:val="22"/>
           <w:szCs w:val="19"/>
         </w:rPr>
         <w:t xml:space="preserve">TEST PRACTICE</w:t>
@@ -3234,7 +3240,7 @@
           <w:rFonts w:ascii="Avenir Next" w:hAnsi="Avenir Next" w:cs="Avenir Next" w:eastAsia="Avenir Next"/>
           <w:i/>
           <w:color w:val="5A5F66"/>
-          <w:sz w:val="17"/>
+          <w:sz w:val="22"/>
           <w:szCs w:val="17"/>
         </w:rPr>
         <w:t xml:space="preserve">choose the best answer</w:t>
@@ -3242,7 +3248,7 @@
     </w:p>
     <w:p>
       <w:pPr>
-        <w:spacing w:before="0" w:after="0" w:line="20" w:lineRule="exact"/>
+        <w:spacing w:before="0" w:after="0" w:line="50" w:lineRule="exact"/>
       </w:pPr>
     </w:p>
     <w:tbl>
@@ -3292,25 +3298,25 @@
                 <w:rFonts w:ascii="Avenir Next" w:hAnsi="Avenir Next" w:cs="Avenir Next" w:eastAsia="Avenir Next"/>
                 <w:b/>
                 <w:color w:val="1A1A1A"/>
+                <w:sz w:val="22"/>
+                <w:szCs w:val="20"/>
+              </w:rPr>
+              <w:t xml:space="preserve">10.</w:t>
+            </w:r>
+            <w:r>
+              <w:rPr>
+                <w:rFonts w:ascii="Avenir Next" w:hAnsi="Avenir Next" w:cs="Avenir Next" w:eastAsia="Avenir Next"/>
+                <w:color w:val="1A1A1A"/>
                 <w:sz w:val="20"/>
                 <w:szCs w:val="20"/>
               </w:rPr>
-              <w:t xml:space="preserve">10.</w:t>
-            </w:r>
-            <w:r>
-              <w:rPr>
-                <w:rFonts w:ascii="Avenir Next" w:hAnsi="Avenir Next" w:cs="Avenir Next" w:eastAsia="Avenir Next"/>
-                <w:color w:val="1A1A1A"/>
-                <w:sz w:val="20"/>
-                <w:szCs w:val="20"/>
-              </w:rPr>
               <w:tab/>
             </w:r>
             <w:r>
               <w:rPr>
                 <w:rFonts w:ascii="Avenir Next" w:hAnsi="Avenir Next" w:cs="Avenir Next" w:eastAsia="Avenir Next"/>
                 <w:color w:val="1A1A1A"/>
-                <w:sz w:val="20"/>
+                <w:sz w:val="22"/>
                 <w:szCs w:val="20"/>
               </w:rPr>
               <w:t xml:space="preserve">Two sets share a mean. The steadier set has the —</w:t>
@@ -3366,7 +3372,7 @@
                       <w:rFonts w:ascii="Avenir Next" w:hAnsi="Avenir Next" w:cs="Avenir Next" w:eastAsia="Avenir Next"/>
                       <w:b/>
                       <w:color w:val="003A70"/>
-                      <w:sz w:val="19"/>
+                      <w:sz w:val="22"/>
                       <w:szCs w:val="19"/>
                     </w:rPr>
                     <w:t xml:space="preserve">A</w:t>
@@ -3384,7 +3390,7 @@
                     <w:rPr>
                       <w:rFonts w:ascii="Avenir Next" w:hAnsi="Avenir Next" w:cs="Avenir Next" w:eastAsia="Avenir Next"/>
                       <w:color w:val="1A1A1A"/>
-                      <w:sz w:val="19"/>
+                      <w:sz w:val="22"/>
                       <w:szCs w:val="19"/>
                     </w:rPr>
                     <w:t xml:space="preserve">larger MAD</w:t>
@@ -3409,7 +3415,7 @@
                       <w:rFonts w:ascii="Avenir Next" w:hAnsi="Avenir Next" w:cs="Avenir Next" w:eastAsia="Avenir Next"/>
                       <w:b/>
                       <w:color w:val="003A70"/>
-                      <w:sz w:val="19"/>
+                      <w:sz w:val="22"/>
                       <w:szCs w:val="19"/>
                     </w:rPr>
                     <w:t xml:space="preserve">B</w:t>
@@ -3427,7 +3433,7 @@
                     <w:rPr>
                       <w:rFonts w:ascii="Avenir Next" w:hAnsi="Avenir Next" w:cs="Avenir Next" w:eastAsia="Avenir Next"/>
                       <w:color w:val="1A1A1A"/>
-                      <w:sz w:val="19"/>
+                      <w:sz w:val="22"/>
                       <w:szCs w:val="19"/>
                     </w:rPr>
                     <w:t xml:space="preserve">smaller MAD</w:t>
@@ -3452,7 +3458,7 @@
                       <w:rFonts w:ascii="Avenir Next" w:hAnsi="Avenir Next" w:cs="Avenir Next" w:eastAsia="Avenir Next"/>
                       <w:b/>
                       <w:color w:val="003A70"/>
-                      <w:sz w:val="19"/>
+                      <w:sz w:val="22"/>
                       <w:szCs w:val="19"/>
                     </w:rPr>
                     <w:t xml:space="preserve">C</w:t>
@@ -3470,7 +3476,7 @@
                     <w:rPr>
                       <w:rFonts w:ascii="Avenir Next" w:hAnsi="Avenir Next" w:cs="Avenir Next" w:eastAsia="Avenir Next"/>
                       <w:color w:val="1A1A1A"/>
-                      <w:sz w:val="19"/>
+                      <w:sz w:val="22"/>
                       <w:szCs w:val="19"/>
                     </w:rPr>
                     <w:t xml:space="preserve">larger mean</w:t>
@@ -3495,7 +3501,7 @@
                       <w:rFonts w:ascii="Avenir Next" w:hAnsi="Avenir Next" w:cs="Avenir Next" w:eastAsia="Avenir Next"/>
                       <w:b/>
                       <w:color w:val="003A70"/>
-                      <w:sz w:val="19"/>
+                      <w:sz w:val="22"/>
                       <w:szCs w:val="19"/>
                     </w:rPr>
                     <w:t xml:space="preserve">D</w:t>
@@ -3513,7 +3519,7 @@
                     <w:rPr>
                       <w:rFonts w:ascii="Avenir Next" w:hAnsi="Avenir Next" w:cs="Avenir Next" w:eastAsia="Avenir Next"/>
                       <w:color w:val="1A1A1A"/>
-                      <w:sz w:val="19"/>
+                      <w:sz w:val="22"/>
                       <w:szCs w:val="19"/>
                     </w:rPr>
                     <w:t xml:space="preserve">smaller mean</w:t>
@@ -3524,7 +3530,7 @@
           </w:tbl>
           <w:p>
             <w:pPr>
-              <w:spacing w:before="0" w:after="0" w:line="24" w:lineRule="auto"/>
+              <w:spacing w:before="0" w:after="0" w:line="50" w:lineRule="exact"/>
             </w:pPr>
           </w:p>
         </w:tc>
@@ -3532,12 +3538,12 @@
     </w:tbl>
     <w:p>
       <w:pPr>
-        <w:spacing w:before="0" w:after="0" w:line="20" w:lineRule="exact"/>
+        <w:spacing w:before="0" w:after="0" w:line="50" w:lineRule="exact"/>
       </w:pPr>
     </w:p>
     <w:p>
       <w:pPr>
-        <w:spacing w:before="0" w:after="0" w:line="20" w:lineRule="exact"/>
+        <w:spacing w:before="0" w:after="0" w:line="50" w:lineRule="exact"/>
       </w:pPr>
     </w:p>
     <w:tbl>
@@ -3587,25 +3593,25 @@
                 <w:rFonts w:ascii="Avenir Next" w:hAnsi="Avenir Next" w:cs="Avenir Next" w:eastAsia="Avenir Next"/>
                 <w:b/>
                 <w:color w:val="1A1A1A"/>
+                <w:sz w:val="22"/>
+                <w:szCs w:val="20"/>
+              </w:rPr>
+              <w:t xml:space="preserve">11.</w:t>
+            </w:r>
+            <w:r>
+              <w:rPr>
+                <w:rFonts w:ascii="Avenir Next" w:hAnsi="Avenir Next" w:cs="Avenir Next" w:eastAsia="Avenir Next"/>
+                <w:color w:val="1A1A1A"/>
                 <w:sz w:val="20"/>
                 <w:szCs w:val="20"/>
               </w:rPr>
-              <w:t xml:space="preserve">11.</w:t>
-            </w:r>
-            <w:r>
-              <w:rPr>
-                <w:rFonts w:ascii="Avenir Next" w:hAnsi="Avenir Next" w:cs="Avenir Next" w:eastAsia="Avenir Next"/>
-                <w:color w:val="1A1A1A"/>
-                <w:sz w:val="20"/>
-                <w:szCs w:val="20"/>
-              </w:rPr>
               <w:tab/>
             </w:r>
             <w:r>
               <w:rPr>
                 <w:rFonts w:ascii="Avenir Next" w:hAnsi="Avenir Next" w:cs="Avenir Next" w:eastAsia="Avenir Next"/>
                 <w:color w:val="1A1A1A"/>
-                <w:sz w:val="20"/>
+                <w:sz w:val="22"/>
                 <w:szCs w:val="20"/>
               </w:rPr>
               <w:t xml:space="preserve">Same means. Set A has MAD 2; Set B has MAD 9. Which is more consistent?</w:t>
@@ -3661,7 +3667,7 @@
                       <w:rFonts w:ascii="Avenir Next" w:hAnsi="Avenir Next" w:cs="Avenir Next" w:eastAsia="Avenir Next"/>
                       <w:b/>
                       <w:color w:val="003A70"/>
-                      <w:sz w:val="19"/>
+                      <w:sz w:val="22"/>
                       <w:szCs w:val="19"/>
                     </w:rPr>
                     <w:t xml:space="preserve">A</w:t>
@@ -3679,7 +3685,7 @@
                     <w:rPr>
                       <w:rFonts w:ascii="Avenir Next" w:hAnsi="Avenir Next" w:cs="Avenir Next" w:eastAsia="Avenir Next"/>
                       <w:color w:val="1A1A1A"/>
-                      <w:sz w:val="19"/>
+                      <w:sz w:val="22"/>
                       <w:szCs w:val="19"/>
                     </w:rPr>
                     <w:t xml:space="preserve">Set A</w:t>
@@ -3704,7 +3710,7 @@
                       <w:rFonts w:ascii="Avenir Next" w:hAnsi="Avenir Next" w:cs="Avenir Next" w:eastAsia="Avenir Next"/>
                       <w:b/>
                       <w:color w:val="003A70"/>
-                      <w:sz w:val="19"/>
+                      <w:sz w:val="22"/>
                       <w:szCs w:val="19"/>
                     </w:rPr>
                     <w:t xml:space="preserve">B</w:t>
@@ -3722,7 +3728,7 @@
                     <w:rPr>
                       <w:rFonts w:ascii="Avenir Next" w:hAnsi="Avenir Next" w:cs="Avenir Next" w:eastAsia="Avenir Next"/>
                       <w:color w:val="1A1A1A"/>
-                      <w:sz w:val="19"/>
+                      <w:sz w:val="22"/>
                       <w:szCs w:val="19"/>
                     </w:rPr>
                     <w:t xml:space="preserve">Set B</w:t>
@@ -3747,7 +3753,7 @@
                       <w:rFonts w:ascii="Avenir Next" w:hAnsi="Avenir Next" w:cs="Avenir Next" w:eastAsia="Avenir Next"/>
                       <w:b/>
                       <w:color w:val="003A70"/>
-                      <w:sz w:val="19"/>
+                      <w:sz w:val="22"/>
                       <w:szCs w:val="19"/>
                     </w:rPr>
                     <w:t xml:space="preserve">C</w:t>
@@ -3765,7 +3771,7 @@
                     <w:rPr>
                       <w:rFonts w:ascii="Avenir Next" w:hAnsi="Avenir Next" w:cs="Avenir Next" w:eastAsia="Avenir Next"/>
                       <w:color w:val="1A1A1A"/>
-                      <w:sz w:val="19"/>
+                      <w:sz w:val="22"/>
                       <w:szCs w:val="19"/>
                     </w:rPr>
                     <w:t xml:space="preserve">They are equal.</w:t>
@@ -3790,7 +3796,7 @@
                       <w:rFonts w:ascii="Avenir Next" w:hAnsi="Avenir Next" w:cs="Avenir Next" w:eastAsia="Avenir Next"/>
                       <w:b/>
                       <w:color w:val="003A70"/>
-                      <w:sz w:val="19"/>
+                      <w:sz w:val="22"/>
                       <w:szCs w:val="19"/>
                     </w:rPr>
                     <w:t xml:space="preserve">D</w:t>
@@ -3808,7 +3814,7 @@
                     <w:rPr>
                       <w:rFonts w:ascii="Avenir Next" w:hAnsi="Avenir Next" w:cs="Avenir Next" w:eastAsia="Avenir Next"/>
                       <w:color w:val="1A1A1A"/>
-                      <w:sz w:val="19"/>
+                      <w:sz w:val="22"/>
                       <w:szCs w:val="19"/>
                     </w:rPr>
                     <w:t xml:space="preserve">Cannot tell</w:t>
@@ -3819,7 +3825,7 @@
           </w:tbl>
           <w:p>
             <w:pPr>
-              <w:spacing w:before="0" w:after="0" w:line="24" w:lineRule="auto"/>
+              <w:spacing w:before="0" w:after="0" w:line="50" w:lineRule="exact"/>
             </w:pPr>
           </w:p>
         </w:tc>
@@ -3827,11 +3833,12 @@
     </w:tbl>
     <w:p>
       <w:pPr>
-        <w:spacing w:before="0" w:after="0" w:line="20" w:lineRule="exact"/>
+        <w:spacing w:before="0" w:after="0" w:line="50" w:lineRule="exact"/>
       </w:pPr>
     </w:p>
     <w:p>
       <w:pPr>
+        <w:pStyle w:val="Heading2"/>
         <w:keepNext/>
         <w:pBdr>
           <w:bottom w:val="single" w:sz="8" w:space="3" w:color="003A70"/>
@@ -3847,7 +3854,7 @@
           <w:b/>
           <w:color w:val="003A70"/>
           <w:spacing w:val="14"/>
-          <w:sz w:val="19"/>
+          <w:sz w:val="22"/>
           <w:szCs w:val="19"/>
         </w:rPr>
         <w:t xml:space="preserve">SELF-CHECK CODE</w:t>
@@ -3866,7 +3873,7 @@
           <w:rFonts w:ascii="Avenir Next" w:hAnsi="Avenir Next" w:cs="Avenir Next" w:eastAsia="Avenir Next"/>
           <w:i/>
           <w:color w:val="5A5F66"/>
-          <w:sz w:val="17"/>
+          <w:sz w:val="22"/>
           <w:szCs w:val="17"/>
         </w:rPr>
         <w:t xml:space="preserve">find your answer · copy its letter into that problem’s box · spell a math word</w:t>
@@ -3925,7 +3932,7 @@
                 <w:rFonts w:ascii="Avenir Next" w:hAnsi="Avenir Next" w:cs="Avenir Next" w:eastAsia="Avenir Next"/>
                 <w:b/>
                 <w:color w:val="1A1A1A"/>
-                <w:sz w:val="18"/>
+                <w:sz w:val="22"/>
                 <w:szCs w:val="18"/>
               </w:rPr>
               <w:t xml:space="preserve">5</w:t>
@@ -3941,7 +3948,7 @@
                 <w:rFonts w:ascii="Avenir Next" w:hAnsi="Avenir Next" w:cs="Avenir Next" w:eastAsia="Avenir Next"/>
                 <w:b/>
                 <w:color w:val="003A70"/>
-                <w:sz w:val="18"/>
+                <w:sz w:val="22"/>
                 <w:szCs w:val="18"/>
               </w:rPr>
               <w:t xml:space="preserve">S</w:t>
@@ -3964,7 +3971,7 @@
                 <w:rFonts w:ascii="Avenir Next" w:hAnsi="Avenir Next" w:cs="Avenir Next" w:eastAsia="Avenir Next"/>
                 <w:b/>
                 <w:color w:val="1A1A1A"/>
-                <w:sz w:val="18"/>
+                <w:sz w:val="22"/>
                 <w:szCs w:val="18"/>
               </w:rPr>
               <w:t xml:space="preserve">4</w:t>
@@ -3980,7 +3987,7 @@
                 <w:rFonts w:ascii="Avenir Next" w:hAnsi="Avenir Next" w:cs="Avenir Next" w:eastAsia="Avenir Next"/>
                 <w:b/>
                 <w:color w:val="003A70"/>
-                <w:sz w:val="18"/>
+                <w:sz w:val="22"/>
                 <w:szCs w:val="18"/>
               </w:rPr>
               <w:t xml:space="preserve">D</w:t>
@@ -4003,7 +4010,7 @@
                 <w:rFonts w:ascii="Avenir Next" w:hAnsi="Avenir Next" w:cs="Avenir Next" w:eastAsia="Avenir Next"/>
                 <w:b/>
                 <w:color w:val="1A1A1A"/>
-                <w:sz w:val="18"/>
+                <w:sz w:val="22"/>
                 <w:szCs w:val="18"/>
               </w:rPr>
               <w:t xml:space="preserve">12</w:t>
@@ -4019,7 +4026,7 @@
                 <w:rFonts w:ascii="Avenir Next" w:hAnsi="Avenir Next" w:cs="Avenir Next" w:eastAsia="Avenir Next"/>
                 <w:b/>
                 <w:color w:val="003A70"/>
-                <w:sz w:val="18"/>
+                <w:sz w:val="22"/>
                 <w:szCs w:val="18"/>
               </w:rPr>
               <w:t xml:space="preserve">Z</w:t>
@@ -4042,7 +4049,7 @@
                 <w:rFonts w:ascii="Avenir Next" w:hAnsi="Avenir Next" w:cs="Avenir Next" w:eastAsia="Avenir Next"/>
                 <w:b/>
                 <w:color w:val="1A1A1A"/>
-                <w:sz w:val="18"/>
+                <w:sz w:val="22"/>
                 <w:szCs w:val="18"/>
               </w:rPr>
               <w:t xml:space="preserve">0.5</w:t>
@@ -4058,7 +4065,7 @@
                 <w:rFonts w:ascii="Avenir Next" w:hAnsi="Avenir Next" w:cs="Avenir Next" w:eastAsia="Avenir Next"/>
                 <w:b/>
                 <w:color w:val="003A70"/>
-                <w:sz w:val="18"/>
+                <w:sz w:val="22"/>
                 <w:szCs w:val="18"/>
               </w:rPr>
               <w:t xml:space="preserve">C</w:t>
@@ -4081,7 +4088,7 @@
                 <w:rFonts w:ascii="Avenir Next" w:hAnsi="Avenir Next" w:cs="Avenir Next" w:eastAsia="Avenir Next"/>
                 <w:b/>
                 <w:color w:val="1A1A1A"/>
-                <w:sz w:val="18"/>
+                <w:sz w:val="22"/>
                 <w:szCs w:val="18"/>
               </w:rPr>
               <w:t xml:space="preserve">3</w:t>
@@ -4097,7 +4104,7 @@
                 <w:rFonts w:ascii="Avenir Next" w:hAnsi="Avenir Next" w:cs="Avenir Next" w:eastAsia="Avenir Next"/>
                 <w:b/>
                 <w:color w:val="003A70"/>
-                <w:sz w:val="18"/>
+                <w:sz w:val="22"/>
                 <w:szCs w:val="18"/>
               </w:rPr>
               <w:t xml:space="preserve">E</w:t>
@@ -4120,7 +4127,7 @@
                 <w:rFonts w:ascii="Avenir Next" w:hAnsi="Avenir Next" w:cs="Avenir Next" w:eastAsia="Avenir Next"/>
                 <w:b/>
                 <w:color w:val="1A1A1A"/>
-                <w:sz w:val="18"/>
+                <w:sz w:val="22"/>
                 <w:szCs w:val="18"/>
               </w:rPr>
               <w:t xml:space="preserve">9</w:t>
@@ -4136,7 +4143,7 @@
                 <w:rFonts w:ascii="Avenir Next" w:hAnsi="Avenir Next" w:cs="Avenir Next" w:eastAsia="Avenir Next"/>
                 <w:b/>
                 <w:color w:val="003A70"/>
-                <w:sz w:val="18"/>
+                <w:sz w:val="22"/>
                 <w:szCs w:val="18"/>
               </w:rPr>
               <w:t xml:space="preserve">I</w:t>
@@ -4159,7 +4166,7 @@
                 <w:rFonts w:ascii="Avenir Next" w:hAnsi="Avenir Next" w:cs="Avenir Next" w:eastAsia="Avenir Next"/>
                 <w:b/>
                 <w:color w:val="1A1A1A"/>
-                <w:sz w:val="18"/>
+                <w:sz w:val="22"/>
                 <w:szCs w:val="18"/>
               </w:rPr>
               <w:t xml:space="preserve">7</w:t>
@@ -4175,7 +4182,7 @@
                 <w:rFonts w:ascii="Avenir Next" w:hAnsi="Avenir Next" w:cs="Avenir Next" w:eastAsia="Avenir Next"/>
                 <w:b/>
                 <w:color w:val="003A70"/>
-                <w:sz w:val="18"/>
+                <w:sz w:val="22"/>
                 <w:szCs w:val="18"/>
               </w:rPr>
               <w:t xml:space="preserve">N</w:t>
@@ -4198,7 +4205,7 @@
                 <w:rFonts w:ascii="Avenir Next" w:hAnsi="Avenir Next" w:cs="Avenir Next" w:eastAsia="Avenir Next"/>
                 <w:b/>
                 <w:color w:val="1A1A1A"/>
-                <w:sz w:val="18"/>
+                <w:sz w:val="22"/>
                 <w:szCs w:val="18"/>
               </w:rPr>
               <w:t xml:space="preserve">6</w:t>
@@ -4214,7 +4221,7 @@
                 <w:rFonts w:ascii="Avenir Next" w:hAnsi="Avenir Next" w:cs="Avenir Next" w:eastAsia="Avenir Next"/>
                 <w:b/>
                 <w:color w:val="003A70"/>
-                <w:sz w:val="18"/>
+                <w:sz w:val="22"/>
                 <w:szCs w:val="18"/>
               </w:rPr>
               <w:t xml:space="preserve">T</w:t>
@@ -4237,7 +4244,7 @@
                 <w:rFonts w:ascii="Avenir Next" w:hAnsi="Avenir Next" w:cs="Avenir Next" w:eastAsia="Avenir Next"/>
                 <w:b/>
                 <w:color w:val="1A1A1A"/>
-                <w:sz w:val="18"/>
+                <w:sz w:val="22"/>
                 <w:szCs w:val="18"/>
               </w:rPr>
               <w:t xml:space="preserve">11</w:t>
@@ -4253,7 +4260,7 @@
                 <w:rFonts w:ascii="Avenir Next" w:hAnsi="Avenir Next" w:cs="Avenir Next" w:eastAsia="Avenir Next"/>
                 <w:b/>
                 <w:color w:val="003A70"/>
-                <w:sz w:val="18"/>
+                <w:sz w:val="22"/>
                 <w:szCs w:val="18"/>
               </w:rPr>
               <w:t xml:space="preserve">A</w:t>
@@ -4276,7 +4283,7 @@
                 <w:rFonts w:ascii="Avenir Next" w:hAnsi="Avenir Next" w:cs="Avenir Next" w:eastAsia="Avenir Next"/>
                 <w:b/>
                 <w:color w:val="1A1A1A"/>
-                <w:sz w:val="18"/>
+                <w:sz w:val="22"/>
                 <w:szCs w:val="18"/>
               </w:rPr>
               <w:t xml:space="preserve">24</w:t>
@@ -4292,7 +4299,7 @@
                 <w:rFonts w:ascii="Avenir Next" w:hAnsi="Avenir Next" w:cs="Avenir Next" w:eastAsia="Avenir Next"/>
                 <w:b/>
                 <w:color w:val="003A70"/>
-                <w:sz w:val="18"/>
+                <w:sz w:val="22"/>
                 <w:szCs w:val="18"/>
               </w:rPr>
               <w:t xml:space="preserve">Q</w:t>
@@ -4303,7 +4310,7 @@
     </w:tbl>
     <w:p>
       <w:pPr>
-        <w:spacing w:before="0" w:after="0" w:line="60" w:lineRule="auto"/>
+        <w:spacing w:before="0" w:after="0" w:line="50" w:lineRule="exact"/>
       </w:pPr>
     </w:p>
     <w:tbl>
@@ -4514,7 +4521,7 @@
     </w:tbl>
     <w:p>
       <w:pPr>
-        <w:spacing w:before="0" w:after="0" w:line="40" w:lineRule="auto"/>
+        <w:spacing w:before="0" w:after="0" w:line="50" w:lineRule="exact"/>
       </w:pPr>
     </w:p>
     <w:tbl>
@@ -4556,6 +4563,7 @@
           </w:tcPr>
           <w:p>
             <w:pPr>
+              <w:pStyle w:val="Heading2"/>
               <w:spacing w:before="0" w:after="0" w:line="240" w:lineRule="auto"/>
             </w:pPr>
             <w:r>
@@ -4593,7 +4601,7 @@
               <w:rPr>
                 <w:rFonts w:ascii="Avenir Next" w:hAnsi="Avenir Next" w:cs="Avenir Next" w:eastAsia="Avenir Next"/>
                 <w:color w:val="1A1A1A"/>
-                <w:sz w:val="17"/>
+                <w:sz w:val="22"/>
                 <w:szCs w:val="17"/>
               </w:rPr>
               <w:t xml:space="preserve">  I can do this on my own</w:t>
@@ -4622,7 +4630,7 @@
               <w:rPr>
                 <w:rFonts w:ascii="Avenir Next" w:hAnsi="Avenir Next" w:cs="Avenir Next" w:eastAsia="Avenir Next"/>
                 <w:color w:val="1A1A1A"/>
-                <w:sz w:val="17"/>
+                <w:sz w:val="22"/>
                 <w:szCs w:val="17"/>
               </w:rPr>
               <w:t xml:space="preserve">  I need a little help</w:t>
@@ -4651,7 +4659,7 @@
               <w:rPr>
                 <w:rFonts w:ascii="Avenir Next" w:hAnsi="Avenir Next" w:cs="Avenir Next" w:eastAsia="Avenir Next"/>
                 <w:color w:val="1A1A1A"/>
-                <w:sz w:val="17"/>
+                <w:sz w:val="22"/>
                 <w:szCs w:val="17"/>
               </w:rPr>
               <w:t xml:space="preserve">  I have a question about #</w:t>
@@ -4672,7 +4680,7 @@
     </w:tbl>
     <w:p>
       <w:pPr>
-        <w:spacing w:before="0" w:after="0" w:line="20" w:lineRule="exact"/>
+        <w:spacing w:before="0" w:after="0" w:line="50" w:lineRule="exact"/>
       </w:pPr>
     </w:p>
     <w:sectPr>
@@ -4758,7 +4766,106 @@
               <w:sz w:val="15"/>
               <w:szCs w:val="15"/>
             </w:rPr>
-            <w:t xml:space="preserve">Lesson 2-9  ·  Session 2  ·  Practice Form A</w:t>
+            <w:t xml:space="preserve">2-9 · Page </w:t>
+          </w:r>
+          <w:r>
+            <w:rPr>
+              <w:rFonts w:ascii="Avenir Next" w:hAnsi="Avenir Next" w:cs="Avenir Next" w:eastAsia="Avenir Next"/>
+              <w:color w:val="5A5F66"/>
+              <w:sz w:val="15"/>
+              <w:szCs w:val="15"/>
+            </w:rPr>
+            <w:fldChar w:fldCharType="begin"/>
+          </w:r>
+          <w:r>
+            <w:rPr>
+              <w:rFonts w:ascii="Avenir Next" w:hAnsi="Avenir Next" w:cs="Avenir Next" w:eastAsia="Avenir Next"/>
+              <w:color w:val="5A5F66"/>
+              <w:sz w:val="15"/>
+              <w:szCs w:val="15"/>
+            </w:rPr>
+            <w:instrText xml:space="preserve"> PAGE </w:instrText>
+          </w:r>
+          <w:r>
+            <w:rPr>
+              <w:rFonts w:ascii="Avenir Next" w:hAnsi="Avenir Next" w:cs="Avenir Next" w:eastAsia="Avenir Next"/>
+              <w:color w:val="5A5F66"/>
+              <w:sz w:val="15"/>
+              <w:szCs w:val="15"/>
+            </w:rPr>
+            <w:fldChar w:fldCharType="separate"/>
+          </w:r>
+          <w:r>
+            <w:rPr>
+              <w:rFonts w:ascii="Avenir Next" w:hAnsi="Avenir Next" w:cs="Avenir Next" w:eastAsia="Avenir Next"/>
+              <w:color w:val="5A5F66"/>
+              <w:sz w:val="15"/>
+              <w:szCs w:val="15"/>
+            </w:rPr>
+            <w:t xml:space="preserve">1</w:t>
+          </w:r>
+          <w:r>
+            <w:rPr>
+              <w:rFonts w:ascii="Avenir Next" w:hAnsi="Avenir Next" w:cs="Avenir Next" w:eastAsia="Avenir Next"/>
+              <w:color w:val="5A5F66"/>
+              <w:sz w:val="15"/>
+              <w:szCs w:val="15"/>
+            </w:rPr>
+            <w:fldChar w:fldCharType="end"/>
+          </w:r>
+          <w:r>
+            <w:rPr>
+              <w:rFonts w:ascii="Avenir Next" w:hAnsi="Avenir Next" w:cs="Avenir Next" w:eastAsia="Avenir Next"/>
+              <w:color w:val="5A5F66"/>
+              <w:sz w:val="15"/>
+              <w:szCs w:val="15"/>
+            </w:rPr>
+            <w:t xml:space="preserve"> of </w:t>
+          </w:r>
+          <w:r>
+            <w:rPr>
+              <w:rFonts w:ascii="Avenir Next" w:hAnsi="Avenir Next" w:cs="Avenir Next" w:eastAsia="Avenir Next"/>
+              <w:color w:val="5A5F66"/>
+              <w:sz w:val="15"/>
+              <w:szCs w:val="15"/>
+            </w:rPr>
+            <w:fldChar w:fldCharType="begin"/>
+          </w:r>
+          <w:r>
+            <w:rPr>
+              <w:rFonts w:ascii="Avenir Next" w:hAnsi="Avenir Next" w:cs="Avenir Next" w:eastAsia="Avenir Next"/>
+              <w:color w:val="5A5F66"/>
+              <w:sz w:val="15"/>
+              <w:szCs w:val="15"/>
+            </w:rPr>
+            <w:instrText xml:space="preserve"> NUMPAGES </w:instrText>
+          </w:r>
+          <w:r>
+            <w:rPr>
+              <w:rFonts w:ascii="Avenir Next" w:hAnsi="Avenir Next" w:cs="Avenir Next" w:eastAsia="Avenir Next"/>
+              <w:color w:val="5A5F66"/>
+              <w:sz w:val="15"/>
+              <w:szCs w:val="15"/>
+            </w:rPr>
+            <w:fldChar w:fldCharType="separate"/>
+          </w:r>
+          <w:r>
+            <w:rPr>
+              <w:rFonts w:ascii="Avenir Next" w:hAnsi="Avenir Next" w:cs="Avenir Next" w:eastAsia="Avenir Next"/>
+              <w:color w:val="5A5F66"/>
+              <w:sz w:val="15"/>
+              <w:szCs w:val="15"/>
+            </w:rPr>
+            <w:t xml:space="preserve">1</w:t>
+          </w:r>
+          <w:r>
+            <w:rPr>
+              <w:rFonts w:ascii="Avenir Next" w:hAnsi="Avenir Next" w:cs="Avenir Next" w:eastAsia="Avenir Next"/>
+              <w:color w:val="5A5F66"/>
+              <w:sz w:val="15"/>
+              <w:szCs w:val="15"/>
+            </w:rPr>
+            <w:fldChar w:fldCharType="end"/>
           </w:r>
         </w:p>
       </w:tc>
@@ -4801,5 +4908,23 @@
       </w:tblCellMar>
     </w:tblPr>
   </w:style>
+  <w:style w:type="paragraph" w:styleId="Heading1">
+    <w:name w:val="heading 1"/>
+    <w:basedOn w:val="Normal"/>
+    <w:pPr>
+      <w:outlineLvl w:val="0"/>
+      <w:keepNext w:val="0"/>
+      <w:keepLines w:val="0"/>
+    </w:pPr>
+  </w:style>
+  <w:style w:type="paragraph" w:styleId="Heading2">
+    <w:name w:val="heading 2"/>
+    <w:basedOn w:val="Normal"/>
+    <w:pPr>
+      <w:outlineLvl w:val="1"/>
+      <w:keepNext w:val="0"/>
+      <w:keepLines w:val="0"/>
+    </w:pPr>
+  </w:style>
 </w:styles>
 </file>